--- a/cources/metanit.com/2.3.docx
+++ b/cources/metanit.com/2.3.docx
@@ -1889,1053 +1889,957 @@
       <w:pPr>
         <w:pStyle w:val="2"/>
         <w:rPr>
-          <w:sz w:val="24"/>
-          <w:szCs w:val="24"/>
-          <w:lang w:val="ru-RU"/>
-        </w:rPr>
-      </w:pPr>
-      <w:r>
-        <w:rPr>
-          <w:sz w:val="24"/>
-          <w:szCs w:val="24"/>
+          <w:sz w:val="32"/>
+          <w:szCs w:val="32"/>
+          <w:lang w:val="ru-RU"/>
+        </w:rPr>
+      </w:pPr>
+      <w:r>
+        <w:rPr>
+          <w:sz w:val="32"/>
+          <w:szCs w:val="32"/>
           <w:lang w:val="ru-RU"/>
         </w:rPr>
         <w:t xml:space="preserve">Веб - страница. </w:t>
       </w:r>
       <w:r>
         <w:rPr>
-          <w:sz w:val="24"/>
-          <w:szCs w:val="24"/>
+          <w:sz w:val="32"/>
+          <w:szCs w:val="32"/>
           <w:lang w:val="en-US"/>
         </w:rPr>
         <w:t>Fastapi (</w:t>
       </w:r>
       <w:r>
         <w:rPr>
-          <w:sz w:val="24"/>
-          <w:szCs w:val="24"/>
+          <w:sz w:val="32"/>
+          <w:szCs w:val="32"/>
           <w:lang w:val="ru-RU"/>
         </w:rPr>
         <w:t>БД</w:t>
       </w:r>
       <w:r>
         <w:rPr>
-          <w:sz w:val="24"/>
-          <w:szCs w:val="24"/>
+          <w:sz w:val="32"/>
+          <w:szCs w:val="32"/>
           <w:lang w:val="en-US"/>
         </w:rPr>
         <w:t>)</w:t>
       </w:r>
       <w:r>
         <w:rPr>
-          <w:sz w:val="24"/>
-          <w:szCs w:val="24"/>
-          <w:lang w:val="ru-RU"/>
-        </w:rPr>
-        <w:t xml:space="preserve"> + веб-приложение</w:t>
-      </w:r>
-    </w:p>
-    <w:p>
-      <w:pPr>
-        <w:rPr>
-          <w:rFonts w:hint="default"/>
-          <w:lang w:val="ru-RU"/>
-        </w:rPr>
-      </w:pPr>
-      <w:r>
-        <w:drawing>
-          <wp:inline distT="0" distB="0" distL="114300" distR="114300">
-            <wp:extent cx="3256915" cy="3856990"/>
-            <wp:effectExtent l="0" t="0" r="635" b="10160"/>
-            <wp:docPr id="2" name="Изображение 2"/>
-            <wp:cNvGraphicFramePr>
-              <a:graphicFrameLocks xmlns:a="http://schemas.openxmlformats.org/drawingml/2006/main" noChangeAspect="1"/>
-            </wp:cNvGraphicFramePr>
-            <a:graphic xmlns:a="http://schemas.openxmlformats.org/drawingml/2006/main">
-              <a:graphicData uri="http://schemas.openxmlformats.org/drawingml/2006/picture">
-                <pic:pic xmlns:pic="http://schemas.openxmlformats.org/drawingml/2006/picture">
-                  <pic:nvPicPr>
-                    <pic:cNvPr id="2" name="Изображение 2"/>
-                    <pic:cNvPicPr>
-                      <a:picLocks noChangeAspect="1"/>
-                    </pic:cNvPicPr>
-                  </pic:nvPicPr>
-                  <pic:blipFill>
-                    <a:blip r:embed="rId4"/>
-                    <a:stretch>
-                      <a:fillRect/>
-                    </a:stretch>
-                  </pic:blipFill>
-                  <pic:spPr>
-                    <a:xfrm>
-                      <a:off x="0" y="0"/>
-                      <a:ext cx="3256915" cy="3856990"/>
-                    </a:xfrm>
-                    <a:prstGeom prst="rect">
-                      <a:avLst/>
-                    </a:prstGeom>
-                    <a:noFill/>
-                    <a:ln w="9525">
-                      <a:noFill/>
-                    </a:ln>
-                  </pic:spPr>
-                </pic:pic>
-              </a:graphicData>
-            </a:graphic>
-          </wp:inline>
-        </w:drawing>
-      </w:r>
-    </w:p>
-    <w:p>
-      <w:pPr>
-        <w:rPr>
-          <w:rFonts w:hint="default"/>
-          <w:lang w:val="ru-RU"/>
-        </w:rPr>
-      </w:pPr>
-      <w:r>
-        <w:rPr>
-          <w:rFonts w:hint="default"/>
-          <w:lang w:val="ru-RU"/>
-        </w:rPr>
-        <w:t>&lt;!DOCTYPE html&gt;</w:t>
-      </w:r>
-    </w:p>
-    <w:p>
-      <w:pPr>
-        <w:rPr>
-          <w:rFonts w:hint="default"/>
-          <w:lang w:val="ru-RU"/>
-        </w:rPr>
-      </w:pPr>
-      <w:r>
-        <w:rPr>
-          <w:rFonts w:hint="default"/>
-          <w:lang w:val="ru-RU"/>
-        </w:rPr>
-        <w:t>&lt;html&gt;</w:t>
-      </w:r>
-    </w:p>
-    <w:p>
-      <w:pPr>
-        <w:rPr>
-          <w:rFonts w:hint="default"/>
-          <w:lang w:val="ru-RU"/>
-        </w:rPr>
-      </w:pPr>
-      <w:r>
-        <w:rPr>
-          <w:rFonts w:hint="default"/>
-          <w:lang w:val="ru-RU"/>
-        </w:rPr>
-        <w:t>&lt;head&gt;</w:t>
-      </w:r>
-    </w:p>
-    <w:p>
-      <w:pPr>
-        <w:rPr>
-          <w:rFonts w:hint="default"/>
-          <w:lang w:val="ru-RU"/>
-        </w:rPr>
-      </w:pPr>
-      <w:r>
-        <w:rPr>
-          <w:rFonts w:hint="default"/>
-          <w:lang w:val="ru-RU"/>
-        </w:rPr>
-        <w:t xml:space="preserve">    &lt;meta charset="utf-8" /&gt;</w:t>
-      </w:r>
-    </w:p>
-    <w:p>
-      <w:pPr>
-        <w:rPr>
-          <w:rFonts w:hint="default"/>
-          <w:lang w:val="ru-RU"/>
-        </w:rPr>
-      </w:pPr>
-      <w:r>
-        <w:rPr>
-          <w:rFonts w:hint="default"/>
-          <w:lang w:val="ru-RU"/>
-        </w:rPr>
-        <w:t xml:space="preserve">    &lt;title&gt;METANIT.COM&lt;/title&gt;</w:t>
-      </w:r>
-    </w:p>
-    <w:p>
-      <w:pPr>
-        <w:rPr>
-          <w:rFonts w:hint="default"/>
-          <w:lang w:val="ru-RU"/>
-        </w:rPr>
-      </w:pPr>
-      <w:r>
-        <w:rPr>
-          <w:rFonts w:hint="default"/>
-          <w:lang w:val="ru-RU"/>
-        </w:rPr>
-        <w:t>&lt;style&gt;</w:t>
-      </w:r>
-    </w:p>
-    <w:p>
-      <w:pPr>
-        <w:rPr>
-          <w:rFonts w:hint="default"/>
-          <w:lang w:val="ru-RU"/>
-        </w:rPr>
-      </w:pPr>
-      <w:r>
-        <w:rPr>
-          <w:rFonts w:hint="default"/>
-          <w:lang w:val="ru-RU"/>
-        </w:rPr>
-        <w:t>td {padding:5px;}</w:t>
-      </w:r>
-    </w:p>
-    <w:p>
-      <w:pPr>
-        <w:rPr>
-          <w:rFonts w:hint="default"/>
-          <w:lang w:val="ru-RU"/>
-        </w:rPr>
-      </w:pPr>
-      <w:r>
-        <w:rPr>
-          <w:rFonts w:hint="default"/>
-          <w:lang w:val="ru-RU"/>
-        </w:rPr>
-        <w:t>button{margin: 5px;}</w:t>
-      </w:r>
-    </w:p>
-    <w:p>
-      <w:pPr>
-        <w:rPr>
-          <w:rFonts w:hint="default"/>
-          <w:lang w:val="ru-RU"/>
-        </w:rPr>
-      </w:pPr>
-      <w:r>
-        <w:rPr>
-          <w:rFonts w:hint="default"/>
-          <w:lang w:val="ru-RU"/>
-        </w:rPr>
-        <w:t>&lt;/style&gt;</w:t>
-      </w:r>
-    </w:p>
-    <w:p>
-      <w:pPr>
-        <w:rPr>
-          <w:rFonts w:hint="default"/>
-          <w:lang w:val="ru-RU"/>
-        </w:rPr>
-      </w:pPr>
-      <w:r>
-        <w:rPr>
-          <w:rFonts w:hint="default"/>
-          <w:lang w:val="ru-RU"/>
-        </w:rPr>
-        <w:t>&lt;/head&gt;</w:t>
-      </w:r>
-    </w:p>
-    <w:p>
-      <w:pPr>
-        <w:rPr>
-          <w:rFonts w:hint="default"/>
-          <w:lang w:val="ru-RU"/>
-        </w:rPr>
-      </w:pPr>
-      <w:r>
-        <w:rPr>
-          <w:rFonts w:hint="default"/>
-          <w:lang w:val="ru-RU"/>
-        </w:rPr>
-        <w:t>&lt;body&gt;</w:t>
-      </w:r>
-    </w:p>
-    <w:p>
-      <w:pPr>
-        <w:rPr>
-          <w:rFonts w:hint="default"/>
-          <w:lang w:val="ru-RU"/>
-        </w:rPr>
-      </w:pPr>
-      <w:r>
-        <w:rPr>
-          <w:rFonts w:hint="default"/>
-          <w:lang w:val="ru-RU"/>
-        </w:rPr>
-        <w:t xml:space="preserve">    &lt;h2&gt;Список пользователей&lt;/h2&gt;</w:t>
-      </w:r>
-    </w:p>
-    <w:p>
-      <w:pPr>
-        <w:rPr>
-          <w:rFonts w:hint="default"/>
-          <w:lang w:val="ru-RU"/>
-        </w:rPr>
-      </w:pPr>
-      <w:r>
-        <w:rPr>
-          <w:rFonts w:hint="default"/>
-          <w:lang w:val="ru-RU"/>
-        </w:rPr>
-        <w:t xml:space="preserve">    &lt;div&gt;</w:t>
-      </w:r>
-    </w:p>
-    <w:p>
-      <w:pPr>
-        <w:rPr>
-          <w:rFonts w:hint="default"/>
-          <w:lang w:val="ru-RU"/>
-        </w:rPr>
-      </w:pPr>
-      <w:r>
-        <w:rPr>
-          <w:rFonts w:hint="default"/>
-          <w:lang w:val="ru-RU"/>
-        </w:rPr>
-        <w:t xml:space="preserve">        &lt;input type="hidden" id="userId" /&gt;</w:t>
-      </w:r>
-    </w:p>
-    <w:p>
-      <w:pPr>
-        <w:rPr>
-          <w:rFonts w:hint="default"/>
-          <w:lang w:val="ru-RU"/>
-        </w:rPr>
-      </w:pPr>
-      <w:r>
-        <w:rPr>
-          <w:rFonts w:hint="default"/>
-          <w:lang w:val="ru-RU"/>
-        </w:rPr>
-        <w:t xml:space="preserve">        &lt;p&gt;</w:t>
-      </w:r>
-    </w:p>
-    <w:p>
-      <w:pPr>
-        <w:rPr>
-          <w:rFonts w:hint="default"/>
-          <w:lang w:val="ru-RU"/>
-        </w:rPr>
-      </w:pPr>
-      <w:r>
-        <w:rPr>
-          <w:rFonts w:hint="default"/>
-          <w:lang w:val="ru-RU"/>
-        </w:rPr>
-        <w:t xml:space="preserve">            Имя:&lt;br/&gt;</w:t>
-      </w:r>
-    </w:p>
-    <w:p>
-      <w:pPr>
-        <w:rPr>
-          <w:rFonts w:hint="default"/>
-          <w:lang w:val="ru-RU"/>
-        </w:rPr>
-      </w:pPr>
-      <w:r>
-        <w:rPr>
-          <w:rFonts w:hint="default"/>
-          <w:lang w:val="ru-RU"/>
-        </w:rPr>
-        <w:t xml:space="preserve">            &lt;input id="userName" /&gt;</w:t>
-      </w:r>
-    </w:p>
-    <w:p>
-      <w:pPr>
-        <w:rPr>
-          <w:rFonts w:hint="default"/>
-          <w:lang w:val="ru-RU"/>
-        </w:rPr>
-      </w:pPr>
-      <w:r>
-        <w:rPr>
-          <w:rFonts w:hint="default"/>
-          <w:lang w:val="ru-RU"/>
-        </w:rPr>
-        <w:t xml:space="preserve">        &lt;/p&gt;</w:t>
-      </w:r>
-    </w:p>
-    <w:p>
-      <w:pPr>
-        <w:rPr>
-          <w:rFonts w:hint="default"/>
-          <w:lang w:val="ru-RU"/>
-        </w:rPr>
-      </w:pPr>
-      <w:r>
-        <w:rPr>
-          <w:rFonts w:hint="default"/>
-          <w:lang w:val="ru-RU"/>
-        </w:rPr>
-        <w:t xml:space="preserve">        &lt;p&gt;</w:t>
-      </w:r>
-    </w:p>
-    <w:p>
-      <w:pPr>
-        <w:rPr>
-          <w:rFonts w:hint="default"/>
-          <w:lang w:val="ru-RU"/>
-        </w:rPr>
-      </w:pPr>
-      <w:r>
-        <w:rPr>
-          <w:rFonts w:hint="default"/>
-          <w:lang w:val="ru-RU"/>
-        </w:rPr>
-        <w:t xml:space="preserve">            Возраст:&lt;br /&gt;</w:t>
-      </w:r>
-    </w:p>
-    <w:p>
-      <w:pPr>
-        <w:rPr>
-          <w:rFonts w:hint="default"/>
-          <w:lang w:val="ru-RU"/>
-        </w:rPr>
-      </w:pPr>
-      <w:r>
-        <w:rPr>
-          <w:rFonts w:hint="default"/>
-          <w:lang w:val="ru-RU"/>
-        </w:rPr>
-        <w:t xml:space="preserve">            &lt;input id="userAge" type="number" /&gt;</w:t>
-      </w:r>
-    </w:p>
-    <w:p>
-      <w:pPr>
-        <w:rPr>
-          <w:rFonts w:hint="default"/>
-          <w:lang w:val="ru-RU"/>
-        </w:rPr>
-      </w:pPr>
-      <w:r>
-        <w:rPr>
-          <w:rFonts w:hint="default"/>
-          <w:lang w:val="ru-RU"/>
-        </w:rPr>
-        <w:t xml:space="preserve">        &lt;/p&gt;</w:t>
-      </w:r>
-    </w:p>
-    <w:p>
-      <w:pPr>
-        <w:rPr>
-          <w:rFonts w:hint="default"/>
-          <w:lang w:val="ru-RU"/>
-        </w:rPr>
-      </w:pPr>
-      <w:r>
-        <w:rPr>
-          <w:rFonts w:hint="default"/>
-          <w:lang w:val="ru-RU"/>
-        </w:rPr>
-        <w:t xml:space="preserve">         &lt;p&gt;</w:t>
-      </w:r>
-    </w:p>
-    <w:p>
-      <w:pPr>
-        <w:rPr>
-          <w:rFonts w:hint="default"/>
-          <w:lang w:val="ru-RU"/>
-        </w:rPr>
-      </w:pPr>
-      <w:r>
-        <w:rPr>
-          <w:rFonts w:hint="default"/>
-          <w:lang w:val="ru-RU"/>
-        </w:rPr>
-        <w:t xml:space="preserve">            &lt;button id="saveBtn"&gt;Сохранить&lt;/button&gt;</w:t>
-      </w:r>
-    </w:p>
-    <w:p>
-      <w:pPr>
-        <w:rPr>
-          <w:rFonts w:hint="default"/>
-          <w:lang w:val="ru-RU"/>
-        </w:rPr>
-      </w:pPr>
-      <w:r>
-        <w:rPr>
-          <w:rFonts w:hint="default"/>
-          <w:lang w:val="ru-RU"/>
-        </w:rPr>
-        <w:t xml:space="preserve">            &lt;button id="resetBtn"&gt;Сбросить&lt;/button&gt;</w:t>
-      </w:r>
-    </w:p>
-    <w:p>
-      <w:pPr>
-        <w:rPr>
-          <w:rFonts w:hint="default"/>
-          <w:lang w:val="ru-RU"/>
-        </w:rPr>
-      </w:pPr>
-      <w:r>
-        <w:rPr>
-          <w:rFonts w:hint="default"/>
-          <w:lang w:val="ru-RU"/>
-        </w:rPr>
-        <w:t xml:space="preserve">        &lt;/p&gt;</w:t>
-      </w:r>
-    </w:p>
-    <w:p>
-      <w:pPr>
-        <w:rPr>
-          <w:rFonts w:hint="default"/>
-          <w:lang w:val="ru-RU"/>
-        </w:rPr>
-      </w:pPr>
-      <w:r>
-        <w:rPr>
-          <w:rFonts w:hint="default"/>
-          <w:lang w:val="ru-RU"/>
-        </w:rPr>
-        <w:t xml:space="preserve">    &lt;/div&gt;</w:t>
-      </w:r>
-    </w:p>
-    <w:p>
-      <w:pPr>
-        <w:rPr>
-          <w:rFonts w:hint="default"/>
-          <w:lang w:val="ru-RU"/>
-        </w:rPr>
-      </w:pPr>
-      <w:r>
-        <w:rPr>
-          <w:rFonts w:hint="default"/>
-          <w:lang w:val="ru-RU"/>
-        </w:rPr>
-        <w:t xml:space="preserve">    &lt;table&gt;</w:t>
-      </w:r>
-    </w:p>
-    <w:p>
-      <w:pPr>
-        <w:rPr>
-          <w:rFonts w:hint="default"/>
-          <w:lang w:val="ru-RU"/>
-        </w:rPr>
-      </w:pPr>
-      <w:r>
-        <w:rPr>
-          <w:rFonts w:hint="default"/>
-          <w:lang w:val="ru-RU"/>
-        </w:rPr>
-        <w:t xml:space="preserve">        &lt;thead&gt;&lt;tr&gt;&lt;th&gt;Имя&lt;/th&gt;&lt;th&gt;Возраст&lt;/th&gt;&lt;th&gt;&lt;/th&gt;&lt;/tr&gt;&lt;/thead&gt;</w:t>
-      </w:r>
-    </w:p>
-    <w:p>
-      <w:pPr>
-        <w:rPr>
-          <w:rFonts w:hint="default"/>
-          <w:lang w:val="ru-RU"/>
-        </w:rPr>
-      </w:pPr>
-      <w:r>
-        <w:rPr>
-          <w:rFonts w:hint="default"/>
-          <w:lang w:val="ru-RU"/>
-        </w:rPr>
-        <w:t xml:space="preserve">        &lt;tbody&gt;</w:t>
-      </w:r>
-    </w:p>
-    <w:p>
-      <w:pPr>
-        <w:rPr>
-          <w:rFonts w:hint="default"/>
-          <w:lang w:val="ru-RU"/>
-        </w:rPr>
-      </w:pPr>
-      <w:r>
-        <w:rPr>
-          <w:rFonts w:hint="default"/>
-          <w:lang w:val="ru-RU"/>
-        </w:rPr>
-        <w:t xml:space="preserve">        &lt;/tbody&gt;</w:t>
-      </w:r>
-    </w:p>
-    <w:p>
-      <w:pPr>
-        <w:rPr>
-          <w:rFonts w:hint="default"/>
-          <w:lang w:val="ru-RU"/>
-        </w:rPr>
-      </w:pPr>
-      <w:r>
-        <w:rPr>
-          <w:rFonts w:hint="default"/>
-          <w:lang w:val="ru-RU"/>
-        </w:rPr>
-        <w:t xml:space="preserve">    &lt;/table&gt;</w:t>
-      </w:r>
-    </w:p>
-    <w:p>
-      <w:pPr>
-        <w:rPr>
-          <w:rFonts w:hint="default"/>
-          <w:lang w:val="ru-RU"/>
-        </w:rPr>
-      </w:pPr>
-    </w:p>
-    <w:p>
-      <w:pPr>
-        <w:rPr>
-          <w:rFonts w:hint="default"/>
-          <w:lang w:val="ru-RU"/>
-        </w:rPr>
-      </w:pPr>
-      <w:r>
-        <w:rPr>
-          <w:rFonts w:hint="default"/>
-          <w:lang w:val="ru-RU"/>
-        </w:rPr>
-        <w:t xml:space="preserve">  </w:t>
-      </w:r>
-    </w:p>
-    <w:p>
-      <w:pPr>
-        <w:rPr>
-          <w:rFonts w:hint="default"/>
-          <w:lang w:val="ru-RU"/>
-        </w:rPr>
-      </w:pPr>
-      <w:r>
-        <w:rPr>
-          <w:rFonts w:hint="default"/>
-          <w:lang w:val="ru-RU"/>
-        </w:rPr>
-        <w:br w:type="page"/>
-      </w:r>
-    </w:p>
-    <w:p>
-      <w:pPr>
-        <w:rPr>
-          <w:rFonts w:hint="default"/>
-          <w:lang w:val="ru-RU"/>
-        </w:rPr>
-      </w:pPr>
-      <w:r>
-        <w:rPr>
-          <w:rFonts w:hint="default"/>
-          <w:lang w:val="ru-RU"/>
-        </w:rPr>
-        <w:t xml:space="preserve">  &lt;script&gt;</w:t>
-      </w:r>
-    </w:p>
-    <w:p>
-      <w:pPr>
-        <w:rPr>
-          <w:rFonts w:hint="default"/>
-          <w:lang w:val="ru-RU"/>
-        </w:rPr>
-      </w:pPr>
-      <w:r>
-        <w:rPr>
-          <w:rFonts w:hint="default"/>
-          <w:lang w:val="ru-RU"/>
-        </w:rPr>
-        <w:t xml:space="preserve">    // Получение всех пользователей</w:t>
-      </w:r>
-    </w:p>
-    <w:p>
-      <w:pPr>
-        <w:rPr>
-          <w:rFonts w:hint="default"/>
-          <w:lang w:val="ru-RU"/>
-        </w:rPr>
-      </w:pPr>
-      <w:r>
-        <w:rPr>
-          <w:rFonts w:hint="default"/>
-          <w:lang w:val="ru-RU"/>
-        </w:rPr>
-        <w:t xml:space="preserve">        async function getUsers() {</w:t>
-      </w:r>
-    </w:p>
-    <w:p>
-      <w:pPr>
-        <w:rPr>
-          <w:rFonts w:hint="default"/>
-          <w:lang w:val="ru-RU"/>
-        </w:rPr>
-      </w:pPr>
-      <w:r>
-        <w:rPr>
-          <w:rFonts w:hint="default"/>
-          <w:lang w:val="ru-RU"/>
-        </w:rPr>
-        <w:t xml:space="preserve">            // отправляет запрос и получаем ответ</w:t>
-      </w:r>
-    </w:p>
-    <w:p>
-      <w:pPr>
-        <w:rPr>
-          <w:rFonts w:hint="default"/>
-          <w:lang w:val="ru-RU"/>
-        </w:rPr>
-      </w:pPr>
-      <w:r>
-        <w:rPr>
-          <w:rFonts w:hint="default"/>
-          <w:lang w:val="ru-RU"/>
-        </w:rPr>
-        <w:t xml:space="preserve">            const response = await fetch("/api/users", {</w:t>
-      </w:r>
-    </w:p>
-    <w:p>
-      <w:pPr>
-        <w:rPr>
-          <w:rFonts w:hint="default"/>
-          <w:lang w:val="ru-RU"/>
-        </w:rPr>
-      </w:pPr>
-      <w:r>
-        <w:rPr>
-          <w:rFonts w:hint="default"/>
-          <w:lang w:val="ru-RU"/>
-        </w:rPr>
-        <w:t xml:space="preserve">                method: "GET",</w:t>
-      </w:r>
-    </w:p>
-    <w:p>
-      <w:pPr>
-        <w:rPr>
-          <w:rFonts w:hint="default"/>
-          <w:lang w:val="ru-RU"/>
-        </w:rPr>
-      </w:pPr>
-      <w:r>
-        <w:rPr>
-          <w:rFonts w:hint="default"/>
-          <w:lang w:val="ru-RU"/>
-        </w:rPr>
-        <w:t xml:space="preserve">                headers: { "Accept": "application/json" }</w:t>
-      </w:r>
-    </w:p>
-    <w:p>
-      <w:pPr>
-        <w:rPr>
-          <w:rFonts w:hint="default"/>
-          <w:lang w:val="ru-RU"/>
-        </w:rPr>
-      </w:pPr>
-      <w:r>
-        <w:rPr>
-          <w:rFonts w:hint="default"/>
-          <w:lang w:val="ru-RU"/>
-        </w:rPr>
-        <w:t xml:space="preserve">            });</w:t>
-      </w:r>
-    </w:p>
-    <w:p>
-      <w:pPr>
-        <w:rPr>
-          <w:rFonts w:hint="default"/>
-          <w:lang w:val="ru-RU"/>
-        </w:rPr>
-      </w:pPr>
-      <w:r>
-        <w:rPr>
-          <w:rFonts w:hint="default"/>
-          <w:lang w:val="ru-RU"/>
-        </w:rPr>
-        <w:t xml:space="preserve">            // если запрос прошел нормально</w:t>
-      </w:r>
-    </w:p>
-    <w:p>
-      <w:pPr>
-        <w:rPr>
-          <w:rFonts w:hint="default"/>
-          <w:lang w:val="ru-RU"/>
-        </w:rPr>
-      </w:pPr>
-      <w:r>
-        <w:rPr>
-          <w:rFonts w:hint="default"/>
-          <w:lang w:val="ru-RU"/>
-        </w:rPr>
-        <w:t xml:space="preserve">            if (response.ok === true) {</w:t>
-      </w:r>
-    </w:p>
-    <w:p>
-      <w:pPr>
-        <w:rPr>
-          <w:rFonts w:hint="default"/>
-          <w:lang w:val="ru-RU"/>
-        </w:rPr>
-      </w:pPr>
-      <w:r>
-        <w:rPr>
-          <w:rFonts w:hint="default"/>
-          <w:lang w:val="ru-RU"/>
-        </w:rPr>
-        <w:t xml:space="preserve">                // получаем данные</w:t>
-      </w:r>
-    </w:p>
-    <w:p>
-      <w:pPr>
-        <w:rPr>
-          <w:rFonts w:hint="default"/>
-          <w:lang w:val="ru-RU"/>
-        </w:rPr>
-      </w:pPr>
-      <w:r>
-        <w:rPr>
-          <w:rFonts w:hint="default"/>
-          <w:lang w:val="ru-RU"/>
-        </w:rPr>
-        <w:t xml:space="preserve">                const users = await response.json();</w:t>
-      </w:r>
-    </w:p>
-    <w:p>
-      <w:pPr>
-        <w:rPr>
-          <w:rFonts w:hint="default"/>
-          <w:lang w:val="ru-RU"/>
-        </w:rPr>
-      </w:pPr>
-      <w:r>
-        <w:rPr>
-          <w:rFonts w:hint="default"/>
-          <w:lang w:val="ru-RU"/>
-        </w:rPr>
-        <w:t xml:space="preserve">                const rows = document.querySelector("tbody");</w:t>
-      </w:r>
-    </w:p>
-    <w:p>
-      <w:pPr>
-        <w:rPr>
-          <w:rFonts w:hint="default"/>
-          <w:lang w:val="ru-RU"/>
-        </w:rPr>
-      </w:pPr>
-      <w:r>
-        <w:rPr>
-          <w:rFonts w:hint="default"/>
-          <w:lang w:val="ru-RU"/>
-        </w:rPr>
-        <w:t xml:space="preserve">                // добавляем полученные элементы в таблицу</w:t>
-      </w:r>
-    </w:p>
-    <w:p>
-      <w:pPr>
-        <w:rPr>
-          <w:rFonts w:hint="default"/>
-          <w:lang w:val="ru-RU"/>
-        </w:rPr>
-      </w:pPr>
-      <w:r>
-        <w:rPr>
-          <w:rFonts w:hint="default"/>
-          <w:lang w:val="ru-RU"/>
-        </w:rPr>
-        <w:t xml:space="preserve">                users.forEach(user =&gt; rows.append(row(user)));</w:t>
-      </w:r>
-    </w:p>
-    <w:p>
-      <w:pPr>
-        <w:rPr>
-          <w:rFonts w:hint="default"/>
-          <w:lang w:val="ru-RU"/>
-        </w:rPr>
-      </w:pPr>
-      <w:r>
-        <w:rPr>
-          <w:rFonts w:hint="default"/>
-          <w:lang w:val="ru-RU"/>
-        </w:rPr>
-        <w:t xml:space="preserve">            }</w:t>
-      </w:r>
-    </w:p>
-    <w:p>
-      <w:pPr>
-        <w:rPr>
-          <w:rFonts w:hint="default"/>
-          <w:lang w:val="ru-RU"/>
-        </w:rPr>
-      </w:pPr>
-      <w:r>
-        <w:rPr>
-          <w:rFonts w:hint="default"/>
-          <w:lang w:val="ru-RU"/>
-        </w:rPr>
-        <w:t xml:space="preserve">        }</w:t>
-      </w:r>
-    </w:p>
-    <w:p>
-      <w:pPr>
-        <w:rPr>
-          <w:rFonts w:hint="default"/>
-          <w:lang w:val="ru-RU"/>
-        </w:rPr>
-      </w:pPr>
-      <w:r>
-        <w:rPr>
-          <w:rFonts w:hint="default"/>
-          <w:lang w:val="ru-RU"/>
-        </w:rPr>
-        <w:t xml:space="preserve">        // Получение одного пользователя</w:t>
-      </w:r>
-    </w:p>
-    <w:p>
-      <w:pPr>
-        <w:rPr>
-          <w:rFonts w:hint="default"/>
-          <w:lang w:val="ru-RU"/>
-        </w:rPr>
-      </w:pPr>
-      <w:r>
-        <w:rPr>
-          <w:rFonts w:hint="default"/>
-          <w:lang w:val="ru-RU"/>
-        </w:rPr>
-        <w:t xml:space="preserve">        async function getUser(id) {</w:t>
-      </w:r>
-    </w:p>
-    <w:p>
-      <w:pPr>
-        <w:rPr>
-          <w:rFonts w:hint="default"/>
-          <w:lang w:val="ru-RU"/>
-        </w:rPr>
-      </w:pPr>
-      <w:r>
-        <w:rPr>
-          <w:rFonts w:hint="default"/>
-          <w:lang w:val="ru-RU"/>
-        </w:rPr>
-        <w:t xml:space="preserve">            const response = await fetch(`/api/users/${id}`, {</w:t>
-      </w:r>
-    </w:p>
-    <w:p>
-      <w:pPr>
-        <w:rPr>
-          <w:rFonts w:hint="default"/>
-          <w:lang w:val="ru-RU"/>
-        </w:rPr>
-      </w:pPr>
-      <w:r>
-        <w:rPr>
-          <w:rFonts w:hint="default"/>
-          <w:lang w:val="ru-RU"/>
-        </w:rPr>
-        <w:t xml:space="preserve">                method: "GET",</w:t>
-      </w:r>
-    </w:p>
-    <w:p>
-      <w:pPr>
-        <w:rPr>
-          <w:rFonts w:hint="default"/>
-          <w:lang w:val="ru-RU"/>
-        </w:rPr>
-      </w:pPr>
-      <w:r>
-        <w:rPr>
-          <w:rFonts w:hint="default"/>
-          <w:lang w:val="ru-RU"/>
-        </w:rPr>
-        <w:t xml:space="preserve">                headers: { "Accept": "application/json" }</w:t>
-      </w:r>
-    </w:p>
-    <w:p>
-      <w:pPr>
-        <w:rPr>
-          <w:rFonts w:hint="default"/>
-          <w:lang w:val="ru-RU"/>
-        </w:rPr>
-      </w:pPr>
-      <w:r>
-        <w:rPr>
-          <w:rFonts w:hint="default"/>
-          <w:lang w:val="ru-RU"/>
-        </w:rPr>
-        <w:t xml:space="preserve">            });</w:t>
-      </w:r>
-    </w:p>
-    <w:p>
-      <w:pPr>
-        <w:rPr>
-          <w:rFonts w:hint="default"/>
-          <w:lang w:val="ru-RU"/>
-        </w:rPr>
-      </w:pPr>
-      <w:r>
-        <w:rPr>
-          <w:rFonts w:hint="default"/>
-          <w:lang w:val="ru-RU"/>
-        </w:rPr>
-        <w:t xml:space="preserve">            if (response.ok === true) {</w:t>
-      </w:r>
-    </w:p>
-    <w:p>
-      <w:pPr>
-        <w:rPr>
-          <w:rFonts w:hint="default"/>
-          <w:lang w:val="ru-RU"/>
-        </w:rPr>
-      </w:pPr>
-      <w:r>
-        <w:rPr>
-          <w:rFonts w:hint="default"/>
-          <w:lang w:val="ru-RU"/>
-        </w:rPr>
-        <w:t xml:space="preserve">                const user = await response.json();</w:t>
-      </w:r>
-    </w:p>
-    <w:p>
-      <w:pPr>
-        <w:rPr>
-          <w:rFonts w:hint="default"/>
-          <w:lang w:val="ru-RU"/>
-        </w:rPr>
-      </w:pPr>
-      <w:r>
-        <w:rPr>
-          <w:rFonts w:hint="default"/>
-          <w:lang w:val="ru-RU"/>
-        </w:rPr>
-        <w:t xml:space="preserve">                document.getElementById("userId").value = user.id;</w:t>
-      </w:r>
-    </w:p>
-    <w:p>
-      <w:pPr>
-        <w:rPr>
-          <w:rFonts w:hint="default"/>
-          <w:lang w:val="ru-RU"/>
-        </w:rPr>
-      </w:pPr>
-      <w:r>
-        <w:rPr>
-          <w:rFonts w:hint="default"/>
-          <w:lang w:val="ru-RU"/>
-        </w:rPr>
-        <w:t xml:space="preserve">                document.getElementById("userName").value = user.name;</w:t>
-      </w:r>
-    </w:p>
-    <w:p>
-      <w:pPr>
-        <w:rPr>
-          <w:rFonts w:hint="default"/>
-          <w:lang w:val="ru-RU"/>
-        </w:rPr>
-      </w:pPr>
-      <w:r>
-        <w:rPr>
-          <w:rFonts w:hint="default"/>
-          <w:lang w:val="ru-RU"/>
-        </w:rPr>
-        <w:t xml:space="preserve">                document.getElementById("userAge").value = user.age;</w:t>
+          <w:sz w:val="32"/>
+          <w:szCs w:val="32"/>
+          <w:lang w:val="ru-RU"/>
+        </w:rPr>
+        <w:t xml:space="preserve"> + веб-пр</w:t>
       </w:r>
       <w:bookmarkStart w:id="0" w:name="_GoBack"/>
       <w:bookmarkEnd w:id="0"/>
-    </w:p>
-    <w:p>
-      <w:pPr>
-        <w:rPr>
-          <w:rFonts w:hint="default"/>
-          <w:lang w:val="ru-RU"/>
-        </w:rPr>
-      </w:pPr>
-      <w:r>
-        <w:rPr>
-          <w:rFonts w:hint="default"/>
+      <w:r>
+        <w:rPr>
+          <w:sz w:val="32"/>
+          <w:szCs w:val="32"/>
+          <w:lang w:val="ru-RU"/>
+        </w:rPr>
+        <w:t>иложение(УРОК 2.3)</w:t>
+      </w:r>
+    </w:p>
+    <w:p>
+      <w:pPr>
+        <w:rPr>
+          <w:rFonts w:hint="default"/>
+          <w:lang w:val="ru-RU"/>
+        </w:rPr>
+      </w:pPr>
+    </w:p>
+    <w:tbl>
+      <w:tblPr>
+        <w:tblStyle w:val="5"/>
+        <w:tblW w:w="10480" w:type="dxa"/>
+        <w:tblInd w:w="0" w:type="dxa"/>
+        <w:tblBorders>
+          <w:top w:val="dotDash" w:color="auto" w:sz="8" w:space="0"/>
+          <w:left w:val="dotDash" w:color="auto" w:sz="8" w:space="0"/>
+          <w:bottom w:val="dotDash" w:color="auto" w:sz="8" w:space="0"/>
+          <w:right w:val="dotDash" w:color="auto" w:sz="8" w:space="0"/>
+          <w:insideH w:val="dotDash" w:color="auto" w:sz="8" w:space="0"/>
+          <w:insideV w:val="dotDash" w:color="auto" w:sz="8" w:space="0"/>
+        </w:tblBorders>
+        <w:tblLayout w:type="fixed"/>
+        <w:tblCellMar>
+          <w:left w:w="108" w:type="dxa"/>
+          <w:right w:w="108" w:type="dxa"/>
+        </w:tblCellMar>
+      </w:tblPr>
+      <w:tblGrid>
+        <w:gridCol w:w="5064"/>
+        <w:gridCol w:w="5416"/>
+      </w:tblGrid>
+      <w:tr>
+        <w:tblPrEx>
+          <w:tblBorders>
+            <w:top w:val="dotDash" w:color="auto" w:sz="8" w:space="0"/>
+            <w:left w:val="dotDash" w:color="auto" w:sz="8" w:space="0"/>
+            <w:bottom w:val="dotDash" w:color="auto" w:sz="8" w:space="0"/>
+            <w:right w:val="dotDash" w:color="auto" w:sz="8" w:space="0"/>
+            <w:insideH w:val="dotDash" w:color="auto" w:sz="8" w:space="0"/>
+            <w:insideV w:val="dotDash" w:color="auto" w:sz="8" w:space="0"/>
+          </w:tblBorders>
+          <w:tblLayout w:type="fixed"/>
+        </w:tblPrEx>
+        <w:tc>
+          <w:tcPr>
+            <w:tcW w:w="5064" w:type="dxa"/>
+            <w:tcBorders>
+              <w:tl2br w:val="nil"/>
+              <w:tr2bl w:val="nil"/>
+            </w:tcBorders>
+          </w:tcPr>
+          <w:p>
+            <w:pPr>
+              <w:rPr>
+                <w:rFonts w:hint="default"/>
+                <w:lang w:val="ru-RU"/>
+              </w:rPr>
+            </w:pPr>
+            <w:r>
+              <w:rPr>
+                <w:rFonts w:hint="default"/>
+                <w:lang w:val="ru-RU"/>
+              </w:rPr>
+              <w:t>&lt;!DOCTYPE html&gt;</w:t>
+            </w:r>
+          </w:p>
+          <w:p>
+            <w:pPr>
+              <w:rPr>
+                <w:rFonts w:hint="default"/>
+                <w:lang w:val="ru-RU"/>
+              </w:rPr>
+            </w:pPr>
+            <w:r>
+              <w:rPr>
+                <w:rFonts w:hint="default"/>
+                <w:lang w:val="ru-RU"/>
+              </w:rPr>
+              <w:t>&lt;html&gt;</w:t>
+            </w:r>
+          </w:p>
+          <w:p>
+            <w:pPr>
+              <w:rPr>
+                <w:rFonts w:hint="default"/>
+                <w:lang w:val="ru-RU"/>
+              </w:rPr>
+            </w:pPr>
+            <w:r>
+              <w:rPr>
+                <w:rFonts w:hint="default"/>
+                <w:lang w:val="ru-RU"/>
+              </w:rPr>
+              <w:t>&lt;head&gt;</w:t>
+            </w:r>
+          </w:p>
+          <w:p>
+            <w:pPr>
+              <w:rPr>
+                <w:rFonts w:hint="default"/>
+                <w:lang w:val="ru-RU"/>
+              </w:rPr>
+            </w:pPr>
+            <w:r>
+              <w:rPr>
+                <w:rFonts w:hint="default"/>
+                <w:lang w:val="ru-RU"/>
+              </w:rPr>
+              <w:t xml:space="preserve">    &lt;meta charset="utf-8" /&gt;</w:t>
+            </w:r>
+          </w:p>
+          <w:p>
+            <w:pPr>
+              <w:rPr>
+                <w:rFonts w:hint="default"/>
+                <w:lang w:val="ru-RU"/>
+              </w:rPr>
+            </w:pPr>
+            <w:r>
+              <w:rPr>
+                <w:rFonts w:hint="default"/>
+                <w:lang w:val="ru-RU"/>
+              </w:rPr>
+              <w:t xml:space="preserve">    &lt;title&gt;METANIT.COM&lt;/title&gt;</w:t>
+            </w:r>
+          </w:p>
+          <w:p>
+            <w:pPr>
+              <w:rPr>
+                <w:rFonts w:hint="default"/>
+                <w:lang w:val="ru-RU"/>
+              </w:rPr>
+            </w:pPr>
+            <w:r>
+              <w:rPr>
+                <w:rFonts w:hint="default"/>
+                <w:lang w:val="ru-RU"/>
+              </w:rPr>
+              <w:t>&lt;style&gt;</w:t>
+            </w:r>
+          </w:p>
+          <w:p>
+            <w:pPr>
+              <w:rPr>
+                <w:rFonts w:hint="default"/>
+                <w:lang w:val="ru-RU"/>
+              </w:rPr>
+            </w:pPr>
+            <w:r>
+              <w:rPr>
+                <w:rFonts w:hint="default"/>
+                <w:lang w:val="ru-RU"/>
+              </w:rPr>
+              <w:t>td {padding:5px;}</w:t>
+            </w:r>
+          </w:p>
+          <w:p>
+            <w:pPr>
+              <w:rPr>
+                <w:rFonts w:hint="default"/>
+                <w:lang w:val="ru-RU"/>
+              </w:rPr>
+            </w:pPr>
+            <w:r>
+              <w:rPr>
+                <w:rFonts w:hint="default"/>
+                <w:lang w:val="ru-RU"/>
+              </w:rPr>
+              <w:t>button{margin: 5px;}</w:t>
+            </w:r>
+          </w:p>
+          <w:p>
+            <w:pPr>
+              <w:rPr>
+                <w:rFonts w:hint="default"/>
+                <w:lang w:val="ru-RU"/>
+              </w:rPr>
+            </w:pPr>
+            <w:r>
+              <w:rPr>
+                <w:rFonts w:hint="default"/>
+                <w:lang w:val="ru-RU"/>
+              </w:rPr>
+              <w:t>&lt;/style&gt;</w:t>
+            </w:r>
+          </w:p>
+          <w:p>
+            <w:pPr>
+              <w:rPr>
+                <w:rFonts w:hint="default"/>
+                <w:lang w:val="ru-RU"/>
+              </w:rPr>
+            </w:pPr>
+            <w:r>
+              <w:rPr>
+                <w:rFonts w:hint="default"/>
+                <w:lang w:val="ru-RU"/>
+              </w:rPr>
+              <w:t>&lt;/head&gt;</w:t>
+            </w:r>
+          </w:p>
+          <w:p>
+            <w:pPr>
+              <w:rPr>
+                <w:rFonts w:hint="default"/>
+                <w:lang w:val="ru-RU"/>
+              </w:rPr>
+            </w:pPr>
+            <w:r>
+              <w:rPr>
+                <w:rFonts w:hint="default"/>
+                <w:lang w:val="ru-RU"/>
+              </w:rPr>
+              <w:t>&lt;body&gt;</w:t>
+            </w:r>
+          </w:p>
+          <w:p>
+            <w:pPr>
+              <w:rPr>
+                <w:rFonts w:hint="default"/>
+                <w:lang w:val="ru-RU"/>
+              </w:rPr>
+            </w:pPr>
+            <w:r>
+              <w:rPr>
+                <w:rFonts w:hint="default"/>
+                <w:lang w:val="ru-RU"/>
+              </w:rPr>
+              <w:t xml:space="preserve">    &lt;h2&gt;Список пользователей&lt;/h2&gt;</w:t>
+            </w:r>
+          </w:p>
+          <w:p>
+            <w:pPr>
+              <w:rPr>
+                <w:rFonts w:hint="default"/>
+                <w:lang w:val="ru-RU"/>
+              </w:rPr>
+            </w:pPr>
+            <w:r>
+              <w:rPr>
+                <w:rFonts w:hint="default"/>
+                <w:lang w:val="ru-RU"/>
+              </w:rPr>
+              <w:t xml:space="preserve">    &lt;div&gt;</w:t>
+            </w:r>
+          </w:p>
+          <w:p>
+            <w:pPr>
+              <w:rPr>
+                <w:rFonts w:hint="default"/>
+                <w:lang w:val="ru-RU"/>
+              </w:rPr>
+            </w:pPr>
+            <w:r>
+              <w:rPr>
+                <w:rFonts w:hint="default"/>
+                <w:lang w:val="ru-RU"/>
+              </w:rPr>
+              <w:t xml:space="preserve">        &lt;input type="hidden" id="userId" /&gt;</w:t>
+            </w:r>
+          </w:p>
+          <w:p>
+            <w:pPr>
+              <w:rPr>
+                <w:rFonts w:hint="default"/>
+                <w:lang w:val="ru-RU"/>
+              </w:rPr>
+            </w:pPr>
+            <w:r>
+              <w:rPr>
+                <w:rFonts w:hint="default"/>
+                <w:lang w:val="ru-RU"/>
+              </w:rPr>
+              <w:t xml:space="preserve">        &lt;p&gt;</w:t>
+            </w:r>
+          </w:p>
+          <w:p>
+            <w:pPr>
+              <w:rPr>
+                <w:rFonts w:hint="default"/>
+                <w:lang w:val="ru-RU"/>
+              </w:rPr>
+            </w:pPr>
+            <w:r>
+              <w:rPr>
+                <w:rFonts w:hint="default"/>
+                <w:lang w:val="ru-RU"/>
+              </w:rPr>
+              <w:t xml:space="preserve">            Имя:&lt;br/&gt;</w:t>
+            </w:r>
+          </w:p>
+          <w:p>
+            <w:pPr>
+              <w:rPr>
+                <w:rFonts w:hint="default"/>
+                <w:lang w:val="ru-RU"/>
+              </w:rPr>
+            </w:pPr>
+            <w:r>
+              <w:rPr>
+                <w:rFonts w:hint="default"/>
+                <w:lang w:val="ru-RU"/>
+              </w:rPr>
+              <w:t xml:space="preserve">            &lt;input id="userName" /&gt;</w:t>
+            </w:r>
+          </w:p>
+          <w:p>
+            <w:pPr>
+              <w:rPr>
+                <w:rFonts w:hint="default"/>
+                <w:lang w:val="ru-RU"/>
+              </w:rPr>
+            </w:pPr>
+            <w:r>
+              <w:rPr>
+                <w:rFonts w:hint="default"/>
+                <w:lang w:val="ru-RU"/>
+              </w:rPr>
+              <w:t xml:space="preserve">        &lt;/p&gt;</w:t>
+            </w:r>
+          </w:p>
+          <w:p>
+            <w:pPr>
+              <w:rPr>
+                <w:rFonts w:hint="default"/>
+                <w:lang w:val="ru-RU"/>
+              </w:rPr>
+            </w:pPr>
+            <w:r>
+              <w:rPr>
+                <w:rFonts w:hint="default"/>
+                <w:lang w:val="ru-RU"/>
+              </w:rPr>
+              <w:t xml:space="preserve">        &lt;p&gt;</w:t>
+            </w:r>
+          </w:p>
+          <w:p>
+            <w:pPr>
+              <w:rPr>
+                <w:rFonts w:hint="default"/>
+                <w:lang w:val="ru-RU"/>
+              </w:rPr>
+            </w:pPr>
+            <w:r>
+              <w:rPr>
+                <w:rFonts w:hint="default"/>
+                <w:lang w:val="ru-RU"/>
+              </w:rPr>
+              <w:t xml:space="preserve">            Возраст:&lt;br /&gt;</w:t>
+            </w:r>
+          </w:p>
+          <w:p>
+            <w:pPr>
+              <w:rPr>
+                <w:rFonts w:hint="default"/>
+                <w:lang w:val="ru-RU"/>
+              </w:rPr>
+            </w:pPr>
+            <w:r>
+              <w:rPr>
+                <w:rFonts w:hint="default"/>
+                <w:lang w:val="ru-RU"/>
+              </w:rPr>
+              <w:t xml:space="preserve">            &lt;input id="userAge" type="number" /&gt;</w:t>
+            </w:r>
+          </w:p>
+          <w:p>
+            <w:pPr>
+              <w:rPr>
+                <w:rFonts w:hint="default"/>
+                <w:lang w:val="ru-RU"/>
+              </w:rPr>
+            </w:pPr>
+            <w:r>
+              <w:rPr>
+                <w:rFonts w:hint="default"/>
+                <w:lang w:val="ru-RU"/>
+              </w:rPr>
+              <w:t xml:space="preserve">        &lt;/p&gt;</w:t>
+            </w:r>
+          </w:p>
+          <w:p>
+            <w:pPr>
+              <w:rPr>
+                <w:rFonts w:hint="default"/>
+                <w:lang w:val="ru-RU"/>
+              </w:rPr>
+            </w:pPr>
+            <w:r>
+              <w:rPr>
+                <w:rFonts w:hint="default"/>
+                <w:lang w:val="ru-RU"/>
+              </w:rPr>
+              <w:t xml:space="preserve">         &lt;p&gt;</w:t>
+            </w:r>
+          </w:p>
+          <w:p>
+            <w:pPr>
+              <w:rPr>
+                <w:rFonts w:hint="default"/>
+                <w:lang w:val="ru-RU"/>
+              </w:rPr>
+            </w:pPr>
+            <w:r>
+              <w:rPr>
+                <w:rFonts w:hint="default"/>
+                <w:lang w:val="ru-RU"/>
+              </w:rPr>
+              <w:t xml:space="preserve">            &lt;button id="saveBtn"&gt;Сохранить&lt;/button&gt;</w:t>
+            </w:r>
+          </w:p>
+          <w:p>
+            <w:pPr>
+              <w:rPr>
+                <w:rFonts w:hint="default"/>
+                <w:lang w:val="ru-RU"/>
+              </w:rPr>
+            </w:pPr>
+            <w:r>
+              <w:rPr>
+                <w:rFonts w:hint="default"/>
+                <w:lang w:val="ru-RU"/>
+              </w:rPr>
+              <w:t xml:space="preserve">            &lt;button id="resetBtn"&gt;Сбросить&lt;/button&gt;</w:t>
+            </w:r>
+          </w:p>
+          <w:p>
+            <w:pPr>
+              <w:rPr>
+                <w:rFonts w:hint="default"/>
+                <w:lang w:val="ru-RU"/>
+              </w:rPr>
+            </w:pPr>
+            <w:r>
+              <w:rPr>
+                <w:rFonts w:hint="default"/>
+                <w:lang w:val="ru-RU"/>
+              </w:rPr>
+              <w:t xml:space="preserve">        &lt;/p&gt;</w:t>
+            </w:r>
+          </w:p>
+          <w:p>
+            <w:pPr>
+              <w:rPr>
+                <w:rFonts w:hint="default"/>
+                <w:lang w:val="ru-RU"/>
+              </w:rPr>
+            </w:pPr>
+            <w:r>
+              <w:rPr>
+                <w:rFonts w:hint="default"/>
+                <w:lang w:val="ru-RU"/>
+              </w:rPr>
+              <w:t xml:space="preserve">    &lt;/div&gt;</w:t>
+            </w:r>
+          </w:p>
+          <w:p>
+            <w:pPr>
+              <w:rPr>
+                <w:rFonts w:hint="default"/>
+                <w:lang w:val="ru-RU"/>
+              </w:rPr>
+            </w:pPr>
+            <w:r>
+              <w:rPr>
+                <w:rFonts w:hint="default"/>
+                <w:lang w:val="ru-RU"/>
+              </w:rPr>
+              <w:t xml:space="preserve">    &lt;table&gt;</w:t>
+            </w:r>
+          </w:p>
+          <w:p>
+            <w:pPr>
+              <w:rPr>
+                <w:rFonts w:hint="default"/>
+                <w:lang w:val="ru-RU"/>
+              </w:rPr>
+            </w:pPr>
+            <w:r>
+              <w:rPr>
+                <w:rFonts w:hint="default"/>
+                <w:lang w:val="ru-RU"/>
+              </w:rPr>
+              <w:t xml:space="preserve">        &lt;thead&gt;&lt;tr&gt;&lt;th&gt;Имя&lt;/th&gt;&lt;th&gt;Возраст&lt;/th&gt;&lt;th&gt;&lt;/th&gt;&lt;/tr&gt;&lt;/thead&gt;</w:t>
+            </w:r>
+          </w:p>
+          <w:p>
+            <w:pPr>
+              <w:rPr>
+                <w:rFonts w:hint="default"/>
+                <w:lang w:val="ru-RU"/>
+              </w:rPr>
+            </w:pPr>
+            <w:r>
+              <w:rPr>
+                <w:rFonts w:hint="default"/>
+                <w:lang w:val="ru-RU"/>
+              </w:rPr>
+              <w:t xml:space="preserve">        &lt;tbody&gt;</w:t>
+            </w:r>
+          </w:p>
+          <w:p>
+            <w:pPr>
+              <w:rPr>
+                <w:rFonts w:hint="default"/>
+                <w:lang w:val="ru-RU"/>
+              </w:rPr>
+            </w:pPr>
+            <w:r>
+              <w:rPr>
+                <w:rFonts w:hint="default"/>
+                <w:lang w:val="ru-RU"/>
+              </w:rPr>
+              <w:t xml:space="preserve">        &lt;/tbody&gt;</w:t>
+            </w:r>
+          </w:p>
+          <w:p>
+            <w:pPr>
+              <w:rPr>
+                <w:rFonts w:hint="default"/>
+                <w:lang w:val="ru-RU"/>
+              </w:rPr>
+            </w:pPr>
+            <w:r>
+              <w:rPr>
+                <w:rFonts w:hint="default"/>
+                <w:lang w:val="ru-RU"/>
+              </w:rPr>
+              <w:t xml:space="preserve">    &lt;/table&gt;</w:t>
+            </w:r>
+          </w:p>
+          <w:p>
+            <w:pPr>
+              <w:rPr>
+                <w:rFonts w:hint="default"/>
+                <w:vertAlign w:val="baseline"/>
+                <w:lang w:val="ru-RU"/>
+              </w:rPr>
+            </w:pPr>
+          </w:p>
+        </w:tc>
+        <w:tc>
+          <w:tcPr>
+            <w:tcW w:w="5416" w:type="dxa"/>
+            <w:tcBorders>
+              <w:tl2br w:val="nil"/>
+              <w:tr2bl w:val="nil"/>
+            </w:tcBorders>
+          </w:tcPr>
+          <w:p>
+            <w:pPr>
+              <w:rPr>
+                <w:rFonts w:hint="default"/>
+                <w:vertAlign w:val="baseline"/>
+                <w:lang w:val="ru-RU"/>
+              </w:rPr>
+            </w:pPr>
+            <w:r>
+              <w:drawing>
+                <wp:inline distT="0" distB="0" distL="114300" distR="114300">
+                  <wp:extent cx="3256915" cy="3856990"/>
+                  <wp:effectExtent l="0" t="0" r="635" b="10160"/>
+                  <wp:docPr id="2" name="Изображение 2"/>
+                  <wp:cNvGraphicFramePr>
+                    <a:graphicFrameLocks xmlns:a="http://schemas.openxmlformats.org/drawingml/2006/main" noChangeAspect="1"/>
+                  </wp:cNvGraphicFramePr>
+                  <a:graphic xmlns:a="http://schemas.openxmlformats.org/drawingml/2006/main">
+                    <a:graphicData uri="http://schemas.openxmlformats.org/drawingml/2006/picture">
+                      <pic:pic xmlns:pic="http://schemas.openxmlformats.org/drawingml/2006/picture">
+                        <pic:nvPicPr>
+                          <pic:cNvPr id="2" name="Изображение 2"/>
+                          <pic:cNvPicPr>
+                            <a:picLocks noChangeAspect="1"/>
+                          </pic:cNvPicPr>
+                        </pic:nvPicPr>
+                        <pic:blipFill>
+                          <a:blip r:embed="rId4"/>
+                          <a:stretch>
+                            <a:fillRect/>
+                          </a:stretch>
+                        </pic:blipFill>
+                        <pic:spPr>
+                          <a:xfrm>
+                            <a:off x="0" y="0"/>
+                            <a:ext cx="3256915" cy="3856990"/>
+                          </a:xfrm>
+                          <a:prstGeom prst="rect">
+                            <a:avLst/>
+                          </a:prstGeom>
+                          <a:noFill/>
+                          <a:ln w="9525">
+                            <a:noFill/>
+                          </a:ln>
+                        </pic:spPr>
+                      </pic:pic>
+                    </a:graphicData>
+                  </a:graphic>
+                </wp:inline>
+              </w:drawing>
+            </w:r>
+          </w:p>
+        </w:tc>
+      </w:tr>
+    </w:tbl>
+    <w:p>
+      <w:pPr>
+        <w:rPr>
+          <w:rFonts w:hint="default"/>
+          <w:lang w:val="ru-RU"/>
+        </w:rPr>
+      </w:pPr>
+    </w:p>
+    <w:p>
+      <w:pPr>
+        <w:rPr>
+          <w:rFonts w:hint="default" w:ascii="Consolas" w:hAnsi="Consolas" w:cs="Consolas"/>
+          <w:lang w:val="ru-RU"/>
+        </w:rPr>
+      </w:pPr>
+      <w:r>
+        <w:rPr>
+          <w:rFonts w:hint="default" w:ascii="Consolas" w:hAnsi="Consolas" w:cs="Consolas"/>
+          <w:lang w:val="ru-RU"/>
+        </w:rPr>
+        <w:t xml:space="preserve">    &lt;script&gt;</w:t>
+      </w:r>
+    </w:p>
+    <w:p>
+      <w:pPr>
+        <w:rPr>
+          <w:rFonts w:hint="default" w:ascii="Consolas" w:hAnsi="Consolas" w:cs="Consolas"/>
+          <w:b/>
+          <w:bCs/>
+          <w:lang w:val="ru-RU"/>
+        </w:rPr>
+      </w:pPr>
+      <w:r>
+        <w:rPr>
+          <w:rFonts w:hint="default" w:ascii="Consolas" w:hAnsi="Consolas" w:cs="Consolas"/>
+          <w:b/>
+          <w:bCs/>
+          <w:lang w:val="ru-RU"/>
+        </w:rPr>
+        <w:t xml:space="preserve">    </w:t>
+      </w:r>
+      <w:r>
+        <w:rPr>
+          <w:rFonts w:hint="default" w:ascii="Consolas" w:hAnsi="Consolas" w:cs="Consolas"/>
+          <w:b/>
+          <w:bCs/>
+          <w:lang w:val="ru-RU"/>
+        </w:rPr>
+        <w:tab/>
+        <w:t/>
+      </w:r>
+      <w:r>
+        <w:rPr>
+          <w:rFonts w:hint="default" w:ascii="Consolas" w:hAnsi="Consolas" w:cs="Consolas"/>
+          <w:b/>
+          <w:bCs/>
+          <w:lang w:val="ru-RU"/>
+        </w:rPr>
+        <w:tab/>
+        <w:t>// Получение всех пользователей</w:t>
+      </w:r>
+    </w:p>
+    <w:p>
+      <w:pPr>
+        <w:rPr>
+          <w:rFonts w:hint="default" w:ascii="Consolas" w:hAnsi="Consolas" w:cs="Consolas"/>
+          <w:lang w:val="ru-RU"/>
+        </w:rPr>
+      </w:pPr>
+      <w:r>
+        <w:rPr>
+          <w:rFonts w:hint="default" w:ascii="Consolas" w:hAnsi="Consolas" w:cs="Consolas"/>
+          <w:lang w:val="ru-RU"/>
+        </w:rPr>
+        <w:t xml:space="preserve">        async function </w:t>
+      </w:r>
+      <w:r>
+        <w:rPr>
+          <w:rFonts w:hint="default" w:ascii="Consolas" w:hAnsi="Consolas" w:cs="Consolas"/>
+          <w:b/>
+          <w:bCs/>
+          <w:lang w:val="ru-RU"/>
+        </w:rPr>
+        <w:t>getUsers()</w:t>
+      </w:r>
+      <w:r>
+        <w:rPr>
+          <w:rFonts w:hint="default" w:ascii="Consolas" w:hAnsi="Consolas" w:cs="Consolas"/>
+          <w:lang w:val="ru-RU"/>
+        </w:rPr>
+        <w:t xml:space="preserve"> {</w:t>
+      </w:r>
+    </w:p>
+    <w:p>
+      <w:pPr>
+        <w:rPr>
+          <w:rFonts w:hint="default" w:ascii="Consolas" w:hAnsi="Consolas" w:cs="Consolas"/>
+          <w:b/>
+          <w:bCs/>
+          <w:lang w:val="ru-RU"/>
+        </w:rPr>
+      </w:pPr>
+      <w:r>
+        <w:rPr>
+          <w:rFonts w:hint="default" w:ascii="Consolas" w:hAnsi="Consolas" w:cs="Consolas"/>
+          <w:b/>
+          <w:bCs/>
+          <w:lang w:val="ru-RU"/>
+        </w:rPr>
+        <w:t xml:space="preserve">            // отправляет запрос и получаем ответ</w:t>
+      </w:r>
+    </w:p>
+    <w:p>
+      <w:pPr>
+        <w:rPr>
+          <w:rFonts w:hint="default" w:ascii="Consolas" w:hAnsi="Consolas" w:cs="Consolas"/>
+          <w:lang w:val="ru-RU"/>
+        </w:rPr>
+      </w:pPr>
+      <w:r>
+        <w:rPr>
+          <w:rFonts w:hint="default" w:ascii="Consolas" w:hAnsi="Consolas" w:cs="Consolas"/>
+          <w:lang w:val="ru-RU"/>
+        </w:rPr>
+        <w:t xml:space="preserve">            const response = await fetch("/api/users", {</w:t>
+      </w:r>
+    </w:p>
+    <w:p>
+      <w:pPr>
+        <w:rPr>
+          <w:rFonts w:hint="default" w:ascii="Consolas" w:hAnsi="Consolas" w:cs="Consolas"/>
+          <w:lang w:val="ru-RU"/>
+        </w:rPr>
+      </w:pPr>
+      <w:r>
+        <w:rPr>
+          <w:rFonts w:hint="default" w:ascii="Consolas" w:hAnsi="Consolas" w:cs="Consolas"/>
+          <w:lang w:val="ru-RU"/>
+        </w:rPr>
+        <w:t xml:space="preserve">                method: "GET",</w:t>
+      </w:r>
+    </w:p>
+    <w:p>
+      <w:pPr>
+        <w:rPr>
+          <w:rFonts w:hint="default" w:ascii="Consolas" w:hAnsi="Consolas" w:cs="Consolas"/>
+          <w:lang w:val="ru-RU"/>
+        </w:rPr>
+      </w:pPr>
+      <w:r>
+        <w:rPr>
+          <w:rFonts w:hint="default" w:ascii="Consolas" w:hAnsi="Consolas" w:cs="Consolas"/>
+          <w:lang w:val="ru-RU"/>
+        </w:rPr>
+        <w:t xml:space="preserve">                headers: { "Accept": "application/json" }</w:t>
+      </w:r>
+    </w:p>
+    <w:p>
+      <w:pPr>
+        <w:rPr>
+          <w:rFonts w:hint="default" w:ascii="Consolas" w:hAnsi="Consolas" w:cs="Consolas"/>
+          <w:lang w:val="ru-RU"/>
+        </w:rPr>
+      </w:pPr>
+      <w:r>
+        <w:rPr>
+          <w:rFonts w:hint="default" w:ascii="Consolas" w:hAnsi="Consolas" w:cs="Consolas"/>
+          <w:lang w:val="ru-RU"/>
+        </w:rPr>
+        <w:t xml:space="preserve">            });</w:t>
+      </w:r>
+    </w:p>
+    <w:p>
+      <w:pPr>
+        <w:rPr>
+          <w:rFonts w:hint="default" w:ascii="Consolas" w:hAnsi="Consolas" w:cs="Consolas"/>
+          <w:b/>
+          <w:bCs/>
+          <w:lang w:val="ru-RU"/>
+        </w:rPr>
+      </w:pPr>
+      <w:r>
+        <w:rPr>
+          <w:rFonts w:hint="default" w:ascii="Consolas" w:hAnsi="Consolas" w:cs="Consolas"/>
+          <w:b/>
+          <w:bCs/>
+          <w:lang w:val="ru-RU"/>
+        </w:rPr>
+        <w:t xml:space="preserve">            // если запрос прошел нормально</w:t>
+      </w:r>
+    </w:p>
+    <w:p>
+      <w:pPr>
+        <w:rPr>
+          <w:rFonts w:hint="default" w:ascii="Consolas" w:hAnsi="Consolas" w:cs="Consolas"/>
+          <w:lang w:val="ru-RU"/>
+        </w:rPr>
+      </w:pPr>
+      <w:r>
+        <w:rPr>
+          <w:rFonts w:hint="default" w:ascii="Consolas" w:hAnsi="Consolas" w:cs="Consolas"/>
+          <w:lang w:val="ru-RU"/>
+        </w:rPr>
+        <w:t xml:space="preserve">            if (response.ok === true) {</w:t>
+      </w:r>
+    </w:p>
+    <w:p>
+      <w:pPr>
+        <w:rPr>
+          <w:rFonts w:hint="default" w:ascii="Consolas" w:hAnsi="Consolas" w:cs="Consolas"/>
+          <w:lang w:val="ru-RU"/>
+        </w:rPr>
+      </w:pPr>
+      <w:r>
+        <w:rPr>
+          <w:rFonts w:hint="default" w:ascii="Consolas" w:hAnsi="Consolas" w:cs="Consolas"/>
+          <w:lang w:val="ru-RU"/>
+        </w:rPr>
+        <w:t xml:space="preserve">                // получаем данные</w:t>
+      </w:r>
+    </w:p>
+    <w:p>
+      <w:pPr>
+        <w:rPr>
+          <w:rFonts w:hint="default" w:ascii="Consolas" w:hAnsi="Consolas" w:cs="Consolas"/>
+          <w:lang w:val="ru-RU"/>
+        </w:rPr>
+      </w:pPr>
+      <w:r>
+        <w:rPr>
+          <w:rFonts w:hint="default" w:ascii="Consolas" w:hAnsi="Consolas" w:cs="Consolas"/>
+          <w:lang w:val="ru-RU"/>
+        </w:rPr>
+        <w:t xml:space="preserve">                const users = await response.json();</w:t>
+      </w:r>
+    </w:p>
+    <w:p>
+      <w:pPr>
+        <w:rPr>
+          <w:rFonts w:hint="default" w:ascii="Consolas" w:hAnsi="Consolas" w:cs="Consolas"/>
+          <w:lang w:val="ru-RU"/>
+        </w:rPr>
+      </w:pPr>
+      <w:r>
+        <w:rPr>
+          <w:rFonts w:hint="default" w:ascii="Consolas" w:hAnsi="Consolas" w:cs="Consolas"/>
+          <w:lang w:val="ru-RU"/>
+        </w:rPr>
+        <w:t xml:space="preserve">                const rows = document.querySelector("tbody");</w:t>
+      </w:r>
+    </w:p>
+    <w:p>
+      <w:pPr>
+        <w:rPr>
+          <w:rFonts w:hint="default" w:ascii="Consolas" w:hAnsi="Consolas" w:cs="Consolas"/>
+          <w:lang w:val="ru-RU"/>
+        </w:rPr>
+      </w:pPr>
+      <w:r>
+        <w:rPr>
+          <w:rFonts w:hint="default" w:ascii="Consolas" w:hAnsi="Consolas" w:cs="Consolas"/>
+          <w:lang w:val="ru-RU"/>
+        </w:rPr>
+        <w:t xml:space="preserve">                // добавляем полученные элементы в таблицу</w:t>
+      </w:r>
+    </w:p>
+    <w:p>
+      <w:pPr>
+        <w:rPr>
+          <w:rFonts w:hint="default" w:ascii="Consolas" w:hAnsi="Consolas" w:cs="Consolas"/>
+          <w:lang w:val="ru-RU"/>
+        </w:rPr>
+      </w:pPr>
+      <w:r>
+        <w:rPr>
+          <w:rFonts w:hint="default" w:ascii="Consolas" w:hAnsi="Consolas" w:cs="Consolas"/>
+          <w:lang w:val="ru-RU"/>
+        </w:rPr>
+        <w:t xml:space="preserve">                users.forEach(user =&gt; rows.append(row(user)));</w:t>
+      </w:r>
+    </w:p>
+    <w:p>
+      <w:pPr>
+        <w:rPr>
+          <w:rFonts w:hint="default" w:ascii="Consolas" w:hAnsi="Consolas" w:cs="Consolas"/>
+          <w:lang w:val="ru-RU"/>
+        </w:rPr>
+      </w:pPr>
+      <w:r>
+        <w:rPr>
+          <w:rFonts w:hint="default" w:ascii="Consolas" w:hAnsi="Consolas" w:cs="Consolas"/>
           <w:lang w:val="ru-RU"/>
         </w:rPr>
         <w:t xml:space="preserve">            }</w:t>
@@ -2944,13 +2848,228 @@
     <w:p>
       <w:pPr>
         <w:rPr>
-          <w:rFonts w:hint="default"/>
-          <w:lang w:val="ru-RU"/>
-        </w:rPr>
-      </w:pPr>
-      <w:r>
-        <w:rPr>
-          <w:rFonts w:hint="default"/>
+          <w:rFonts w:hint="default" w:ascii="Consolas" w:hAnsi="Consolas" w:cs="Consolas"/>
+          <w:lang w:val="ru-RU"/>
+        </w:rPr>
+      </w:pPr>
+      <w:r>
+        <w:rPr>
+          <w:rFonts w:hint="default" w:ascii="Consolas" w:hAnsi="Consolas" w:cs="Consolas"/>
+          <w:lang w:val="ru-RU"/>
+        </w:rPr>
+        <w:t xml:space="preserve">        }</w:t>
+      </w:r>
+    </w:p>
+    <w:p>
+      <w:pPr>
+        <w:rPr>
+          <w:rFonts w:hint="default" w:ascii="Consolas" w:hAnsi="Consolas" w:cs="Consolas"/>
+          <w:b/>
+          <w:bCs/>
+          <w:lang w:val="ru-RU"/>
+        </w:rPr>
+      </w:pPr>
+      <w:r>
+        <w:rPr>
+          <w:rFonts w:hint="default" w:ascii="Consolas" w:hAnsi="Consolas" w:cs="Consolas"/>
+          <w:b/>
+          <w:bCs/>
+          <w:lang w:val="ru-RU"/>
+        </w:rPr>
+        <w:t xml:space="preserve">        // Получение одного пользователя</w:t>
+      </w:r>
+    </w:p>
+    <w:p>
+      <w:pPr>
+        <w:rPr>
+          <w:rFonts w:hint="default" w:ascii="Consolas" w:hAnsi="Consolas" w:cs="Consolas"/>
+          <w:lang w:val="ru-RU"/>
+        </w:rPr>
+      </w:pPr>
+      <w:r>
+        <w:rPr>
+          <w:rFonts w:hint="default" w:ascii="Consolas" w:hAnsi="Consolas" w:cs="Consolas"/>
+          <w:lang w:val="ru-RU"/>
+        </w:rPr>
+        <w:t xml:space="preserve">        async function </w:t>
+      </w:r>
+      <w:r>
+        <w:rPr>
+          <w:rFonts w:hint="default" w:ascii="Consolas" w:hAnsi="Consolas" w:cs="Consolas"/>
+          <w:b/>
+          <w:bCs/>
+          <w:lang w:val="ru-RU"/>
+        </w:rPr>
+        <w:t>getUser(id)</w:t>
+      </w:r>
+      <w:r>
+        <w:rPr>
+          <w:rFonts w:hint="default" w:ascii="Consolas" w:hAnsi="Consolas" w:cs="Consolas"/>
+          <w:lang w:val="ru-RU"/>
+        </w:rPr>
+        <w:t xml:space="preserve"> {</w:t>
+      </w:r>
+    </w:p>
+    <w:p>
+      <w:pPr>
+        <w:rPr>
+          <w:rFonts w:hint="default" w:ascii="Consolas" w:hAnsi="Consolas" w:cs="Consolas"/>
+          <w:lang w:val="ru-RU"/>
+        </w:rPr>
+      </w:pPr>
+      <w:r>
+        <w:rPr>
+          <w:rFonts w:hint="default" w:ascii="Consolas" w:hAnsi="Consolas" w:cs="Consolas"/>
+          <w:lang w:val="ru-RU"/>
+        </w:rPr>
+        <w:t xml:space="preserve">            const response = await fetch(`/api/users/${id}`, {</w:t>
+      </w:r>
+    </w:p>
+    <w:p>
+      <w:pPr>
+        <w:rPr>
+          <w:rFonts w:hint="default" w:ascii="Consolas" w:hAnsi="Consolas" w:cs="Consolas"/>
+          <w:lang w:val="ru-RU"/>
+        </w:rPr>
+      </w:pPr>
+      <w:r>
+        <w:rPr>
+          <w:rFonts w:hint="default" w:ascii="Consolas" w:hAnsi="Consolas" w:cs="Consolas"/>
+          <w:lang w:val="ru-RU"/>
+        </w:rPr>
+        <w:t xml:space="preserve">                method: "GET",</w:t>
+      </w:r>
+    </w:p>
+    <w:p>
+      <w:pPr>
+        <w:rPr>
+          <w:rFonts w:hint="default" w:ascii="Consolas" w:hAnsi="Consolas" w:cs="Consolas"/>
+          <w:lang w:val="ru-RU"/>
+        </w:rPr>
+      </w:pPr>
+      <w:r>
+        <w:rPr>
+          <w:rFonts w:hint="default" w:ascii="Consolas" w:hAnsi="Consolas" w:cs="Consolas"/>
+          <w:lang w:val="ru-RU"/>
+        </w:rPr>
+        <w:t xml:space="preserve">                headers: { "Accept": "application/json" }</w:t>
+      </w:r>
+    </w:p>
+    <w:p>
+      <w:pPr>
+        <w:rPr>
+          <w:rFonts w:hint="default" w:ascii="Consolas" w:hAnsi="Consolas" w:cs="Consolas"/>
+          <w:lang w:val="ru-RU"/>
+        </w:rPr>
+      </w:pPr>
+      <w:r>
+        <w:rPr>
+          <w:rFonts w:hint="default" w:ascii="Consolas" w:hAnsi="Consolas" w:cs="Consolas"/>
+          <w:lang w:val="ru-RU"/>
+        </w:rPr>
+        <w:t xml:space="preserve">            });</w:t>
+      </w:r>
+    </w:p>
+    <w:p>
+      <w:pPr>
+        <w:rPr>
+          <w:rFonts w:hint="default" w:ascii="Consolas" w:hAnsi="Consolas" w:cs="Consolas"/>
+          <w:lang w:val="ru-RU"/>
+        </w:rPr>
+      </w:pPr>
+      <w:r>
+        <w:rPr>
+          <w:rFonts w:hint="default" w:ascii="Consolas" w:hAnsi="Consolas" w:cs="Consolas"/>
+          <w:lang w:val="ru-RU"/>
+        </w:rPr>
+        <w:t xml:space="preserve">            if (response.ok === true) {</w:t>
+      </w:r>
+    </w:p>
+    <w:p>
+      <w:pPr>
+        <w:rPr>
+          <w:rFonts w:hint="default" w:ascii="Consolas" w:hAnsi="Consolas" w:cs="Consolas"/>
+          <w:lang w:val="ru-RU"/>
+        </w:rPr>
+      </w:pPr>
+      <w:r>
+        <w:rPr>
+          <w:rFonts w:hint="default" w:ascii="Consolas" w:hAnsi="Consolas" w:cs="Consolas"/>
+          <w:lang w:val="ru-RU"/>
+        </w:rPr>
+        <w:t xml:space="preserve">                const user = await response.json();</w:t>
+      </w:r>
+    </w:p>
+    <w:p>
+      <w:pPr>
+        <w:rPr>
+          <w:rFonts w:hint="default" w:ascii="Consolas" w:hAnsi="Consolas" w:cs="Consolas"/>
+          <w:lang w:val="ru-RU"/>
+        </w:rPr>
+      </w:pPr>
+      <w:r>
+        <w:rPr>
+          <w:rFonts w:hint="default" w:ascii="Consolas" w:hAnsi="Consolas" w:cs="Consolas"/>
+          <w:lang w:val="ru-RU"/>
+        </w:rPr>
+        <w:t xml:space="preserve">                document.getElementById("userId").value = user.id;</w:t>
+      </w:r>
+    </w:p>
+    <w:p>
+      <w:pPr>
+        <w:rPr>
+          <w:rFonts w:hint="default" w:ascii="Consolas" w:hAnsi="Consolas" w:cs="Consolas"/>
+          <w:lang w:val="ru-RU"/>
+        </w:rPr>
+      </w:pPr>
+      <w:r>
+        <w:rPr>
+          <w:rFonts w:hint="default" w:ascii="Consolas" w:hAnsi="Consolas" w:cs="Consolas"/>
+          <w:lang w:val="ru-RU"/>
+        </w:rPr>
+        <w:t xml:space="preserve">                document.getElementById("userName").value = user.name;</w:t>
+      </w:r>
+    </w:p>
+    <w:p>
+      <w:pPr>
+        <w:rPr>
+          <w:rFonts w:hint="default" w:ascii="Consolas" w:hAnsi="Consolas" w:cs="Consolas"/>
+          <w:lang w:val="ru-RU"/>
+        </w:rPr>
+      </w:pPr>
+      <w:r>
+        <w:rPr>
+          <w:rFonts w:hint="default" w:ascii="Consolas" w:hAnsi="Consolas" w:cs="Consolas"/>
+          <w:lang w:val="ru-RU"/>
+        </w:rPr>
+        <w:t xml:space="preserve">                document.getElementById("userAge").value = user.age;</w:t>
+      </w:r>
+    </w:p>
+    <w:p>
+      <w:pPr>
+        <w:rPr>
+          <w:rFonts w:hint="default" w:ascii="Consolas" w:hAnsi="Consolas" w:cs="Consolas"/>
+          <w:lang w:val="ru-RU"/>
+        </w:rPr>
+      </w:pPr>
+      <w:r>
+        <w:rPr>
+          <w:rFonts w:hint="default" w:ascii="Consolas" w:hAnsi="Consolas" w:cs="Consolas"/>
+          <w:lang w:val="ru-RU"/>
+        </w:rPr>
+        <w:t xml:space="preserve">            }</w:t>
+      </w:r>
+    </w:p>
+    <w:p>
+      <w:pPr>
+        <w:rPr>
+          <w:rFonts w:hint="default" w:ascii="Consolas" w:hAnsi="Consolas" w:cs="Consolas"/>
+          <w:lang w:val="ru-RU"/>
+        </w:rPr>
+      </w:pPr>
+      <w:r>
+        <w:rPr>
+          <w:rFonts w:hint="default" w:ascii="Consolas" w:hAnsi="Consolas" w:cs="Consolas"/>
           <w:lang w:val="ru-RU"/>
         </w:rPr>
         <w:t xml:space="preserve">            else {</w:t>
@@ -2959,13 +3078,13 @@
     <w:p>
       <w:pPr>
         <w:rPr>
-          <w:rFonts w:hint="default"/>
-          <w:lang w:val="ru-RU"/>
-        </w:rPr>
-      </w:pPr>
-      <w:r>
-        <w:rPr>
-          <w:rFonts w:hint="default"/>
+          <w:rFonts w:hint="default" w:ascii="Consolas" w:hAnsi="Consolas" w:cs="Consolas"/>
+          <w:lang w:val="ru-RU"/>
+        </w:rPr>
+      </w:pPr>
+      <w:r>
+        <w:rPr>
+          <w:rFonts w:hint="default" w:ascii="Consolas" w:hAnsi="Consolas" w:cs="Consolas"/>
           <w:lang w:val="ru-RU"/>
         </w:rPr>
         <w:t xml:space="preserve">                // если произошла ошибка, получаем сообщение об ошибке</w:t>
@@ -2974,13 +3093,13 @@
     <w:p>
       <w:pPr>
         <w:rPr>
-          <w:rFonts w:hint="default"/>
-          <w:lang w:val="ru-RU"/>
-        </w:rPr>
-      </w:pPr>
-      <w:r>
-        <w:rPr>
-          <w:rFonts w:hint="default"/>
+          <w:rFonts w:hint="default" w:ascii="Consolas" w:hAnsi="Consolas" w:cs="Consolas"/>
+          <w:lang w:val="ru-RU"/>
+        </w:rPr>
+      </w:pPr>
+      <w:r>
+        <w:rPr>
+          <w:rFonts w:hint="default" w:ascii="Consolas" w:hAnsi="Consolas" w:cs="Consolas"/>
           <w:lang w:val="ru-RU"/>
         </w:rPr>
         <w:t xml:space="preserve">                const error = await response.json();</w:t>
@@ -2989,13 +3108,13 @@
     <w:p>
       <w:pPr>
         <w:rPr>
-          <w:rFonts w:hint="default"/>
-          <w:lang w:val="ru-RU"/>
-        </w:rPr>
-      </w:pPr>
-      <w:r>
-        <w:rPr>
-          <w:rFonts w:hint="default"/>
+          <w:rFonts w:hint="default" w:ascii="Consolas" w:hAnsi="Consolas" w:cs="Consolas"/>
+          <w:lang w:val="ru-RU"/>
+        </w:rPr>
+      </w:pPr>
+      <w:r>
+        <w:rPr>
+          <w:rFonts w:hint="default" w:ascii="Consolas" w:hAnsi="Consolas" w:cs="Consolas"/>
           <w:lang w:val="ru-RU"/>
         </w:rPr>
         <w:t xml:space="preserve">                console.log(error.message); // и выводим его на консоль</w:t>
@@ -3004,13 +3123,13 @@
     <w:p>
       <w:pPr>
         <w:rPr>
-          <w:rFonts w:hint="default"/>
-          <w:lang w:val="ru-RU"/>
-        </w:rPr>
-      </w:pPr>
-      <w:r>
-        <w:rPr>
-          <w:rFonts w:hint="default"/>
+          <w:rFonts w:hint="default" w:ascii="Consolas" w:hAnsi="Consolas" w:cs="Consolas"/>
+          <w:lang w:val="ru-RU"/>
+        </w:rPr>
+      </w:pPr>
+      <w:r>
+        <w:rPr>
+          <w:rFonts w:hint="default" w:ascii="Consolas" w:hAnsi="Consolas" w:cs="Consolas"/>
           <w:lang w:val="ru-RU"/>
         </w:rPr>
         <w:t xml:space="preserve">            }</w:t>
@@ -3019,13 +3138,13 @@
     <w:p>
       <w:pPr>
         <w:rPr>
-          <w:rFonts w:hint="default"/>
-          <w:lang w:val="ru-RU"/>
-        </w:rPr>
-      </w:pPr>
-      <w:r>
-        <w:rPr>
-          <w:rFonts w:hint="default"/>
+          <w:rFonts w:hint="default" w:ascii="Consolas" w:hAnsi="Consolas" w:cs="Consolas"/>
+          <w:lang w:val="ru-RU"/>
+        </w:rPr>
+      </w:pPr>
+      <w:r>
+        <w:rPr>
+          <w:rFonts w:hint="default" w:ascii="Consolas" w:hAnsi="Consolas" w:cs="Consolas"/>
           <w:lang w:val="ru-RU"/>
         </w:rPr>
         <w:t xml:space="preserve">        }</w:t>
@@ -3034,13 +3153,17 @@
     <w:p>
       <w:pPr>
         <w:rPr>
-          <w:rFonts w:hint="default"/>
-          <w:lang w:val="ru-RU"/>
-        </w:rPr>
-      </w:pPr>
-      <w:r>
-        <w:rPr>
-          <w:rFonts w:hint="default"/>
+          <w:rFonts w:hint="default" w:ascii="Consolas" w:hAnsi="Consolas" w:cs="Consolas"/>
+          <w:b/>
+          <w:bCs/>
+          <w:lang w:val="ru-RU"/>
+        </w:rPr>
+      </w:pPr>
+      <w:r>
+        <w:rPr>
+          <w:rFonts w:hint="default" w:ascii="Consolas" w:hAnsi="Consolas" w:cs="Consolas"/>
+          <w:b/>
+          <w:bCs/>
           <w:lang w:val="ru-RU"/>
         </w:rPr>
         <w:t xml:space="preserve">        // Добавление пользователя</w:t>
@@ -3049,36 +3172,52 @@
     <w:p>
       <w:pPr>
         <w:rPr>
-          <w:rFonts w:hint="default"/>
-          <w:lang w:val="ru-RU"/>
-        </w:rPr>
-      </w:pPr>
-      <w:r>
-        <w:rPr>
-          <w:rFonts w:hint="default"/>
-          <w:lang w:val="ru-RU"/>
-        </w:rPr>
-        <w:t xml:space="preserve">        async function createUser(userName, userAge) {</w:t>
-      </w:r>
-    </w:p>
-    <w:p>
-      <w:pPr>
-        <w:rPr>
-          <w:rFonts w:hint="default"/>
-          <w:lang w:val="ru-RU"/>
-        </w:rPr>
-      </w:pPr>
-    </w:p>
-    <w:p>
-      <w:pPr>
-        <w:rPr>
-          <w:rFonts w:hint="default"/>
-          <w:lang w:val="ru-RU"/>
-        </w:rPr>
-      </w:pPr>
-      <w:r>
-        <w:rPr>
-          <w:rFonts w:hint="default"/>
+          <w:rFonts w:hint="default" w:ascii="Consolas" w:hAnsi="Consolas" w:cs="Consolas"/>
+          <w:lang w:val="ru-RU"/>
+        </w:rPr>
+      </w:pPr>
+      <w:r>
+        <w:rPr>
+          <w:rFonts w:hint="default" w:ascii="Consolas" w:hAnsi="Consolas" w:cs="Consolas"/>
+          <w:lang w:val="ru-RU"/>
+        </w:rPr>
+        <w:t xml:space="preserve">        async function </w:t>
+      </w:r>
+      <w:r>
+        <w:rPr>
+          <w:rFonts w:hint="default" w:ascii="Consolas" w:hAnsi="Consolas" w:cs="Consolas"/>
+          <w:b/>
+          <w:bCs/>
+          <w:lang w:val="ru-RU"/>
+        </w:rPr>
+        <w:t>createUser(userName, userAge)</w:t>
+      </w:r>
+      <w:r>
+        <w:rPr>
+          <w:rFonts w:hint="default" w:ascii="Consolas" w:hAnsi="Consolas" w:cs="Consolas"/>
+          <w:lang w:val="ru-RU"/>
+        </w:rPr>
+        <w:t xml:space="preserve"> {</w:t>
+      </w:r>
+    </w:p>
+    <w:p>
+      <w:pPr>
+        <w:rPr>
+          <w:rFonts w:hint="default" w:ascii="Consolas" w:hAnsi="Consolas" w:cs="Consolas"/>
+          <w:lang w:val="ru-RU"/>
+        </w:rPr>
+      </w:pPr>
+    </w:p>
+    <w:p>
+      <w:pPr>
+        <w:rPr>
+          <w:rFonts w:hint="default" w:ascii="Consolas" w:hAnsi="Consolas" w:cs="Consolas"/>
+          <w:lang w:val="ru-RU"/>
+        </w:rPr>
+      </w:pPr>
+      <w:r>
+        <w:rPr>
+          <w:rFonts w:hint="default" w:ascii="Consolas" w:hAnsi="Consolas" w:cs="Consolas"/>
           <w:lang w:val="ru-RU"/>
         </w:rPr>
         <w:t xml:space="preserve">            const response = await fetch("api/users", {</w:t>
@@ -3087,13 +3226,13 @@
     <w:p>
       <w:pPr>
         <w:rPr>
-          <w:rFonts w:hint="default"/>
-          <w:lang w:val="ru-RU"/>
-        </w:rPr>
-      </w:pPr>
-      <w:r>
-        <w:rPr>
-          <w:rFonts w:hint="default"/>
+          <w:rFonts w:hint="default" w:ascii="Consolas" w:hAnsi="Consolas" w:cs="Consolas"/>
+          <w:lang w:val="ru-RU"/>
+        </w:rPr>
+      </w:pPr>
+      <w:r>
+        <w:rPr>
+          <w:rFonts w:hint="default" w:ascii="Consolas" w:hAnsi="Consolas" w:cs="Consolas"/>
           <w:lang w:val="ru-RU"/>
         </w:rPr>
         <w:t xml:space="preserve">                method: "POST",</w:t>
@@ -3102,13 +3241,13 @@
     <w:p>
       <w:pPr>
         <w:rPr>
-          <w:rFonts w:hint="default"/>
-          <w:lang w:val="ru-RU"/>
-        </w:rPr>
-      </w:pPr>
-      <w:r>
-        <w:rPr>
-          <w:rFonts w:hint="default"/>
+          <w:rFonts w:hint="default" w:ascii="Consolas" w:hAnsi="Consolas" w:cs="Consolas"/>
+          <w:lang w:val="ru-RU"/>
+        </w:rPr>
+      </w:pPr>
+      <w:r>
+        <w:rPr>
+          <w:rFonts w:hint="default" w:ascii="Consolas" w:hAnsi="Consolas" w:cs="Consolas"/>
           <w:lang w:val="ru-RU"/>
         </w:rPr>
         <w:t xml:space="preserve">                headers: { "Accept": "application/json", "Content-Type": "application/json" },</w:t>
@@ -3117,13 +3256,13 @@
     <w:p>
       <w:pPr>
         <w:rPr>
-          <w:rFonts w:hint="default"/>
-          <w:lang w:val="ru-RU"/>
-        </w:rPr>
-      </w:pPr>
-      <w:r>
-        <w:rPr>
-          <w:rFonts w:hint="default"/>
+          <w:rFonts w:hint="default" w:ascii="Consolas" w:hAnsi="Consolas" w:cs="Consolas"/>
+          <w:lang w:val="ru-RU"/>
+        </w:rPr>
+      </w:pPr>
+      <w:r>
+        <w:rPr>
+          <w:rFonts w:hint="default" w:ascii="Consolas" w:hAnsi="Consolas" w:cs="Consolas"/>
           <w:lang w:val="ru-RU"/>
         </w:rPr>
         <w:t xml:space="preserve">                body: JSON.stringify({</w:t>
@@ -3132,13 +3271,13 @@
     <w:p>
       <w:pPr>
         <w:rPr>
-          <w:rFonts w:hint="default"/>
-          <w:lang w:val="ru-RU"/>
-        </w:rPr>
-      </w:pPr>
-      <w:r>
-        <w:rPr>
-          <w:rFonts w:hint="default"/>
+          <w:rFonts w:hint="default" w:ascii="Consolas" w:hAnsi="Consolas" w:cs="Consolas"/>
+          <w:lang w:val="ru-RU"/>
+        </w:rPr>
+      </w:pPr>
+      <w:r>
+        <w:rPr>
+          <w:rFonts w:hint="default" w:ascii="Consolas" w:hAnsi="Consolas" w:cs="Consolas"/>
           <w:lang w:val="ru-RU"/>
         </w:rPr>
         <w:t xml:space="preserve">                    name: userName,</w:t>
@@ -3147,13 +3286,13 @@
     <w:p>
       <w:pPr>
         <w:rPr>
-          <w:rFonts w:hint="default"/>
-          <w:lang w:val="ru-RU"/>
-        </w:rPr>
-      </w:pPr>
-      <w:r>
-        <w:rPr>
-          <w:rFonts w:hint="default"/>
+          <w:rFonts w:hint="default" w:ascii="Consolas" w:hAnsi="Consolas" w:cs="Consolas"/>
+          <w:lang w:val="ru-RU"/>
+        </w:rPr>
+      </w:pPr>
+      <w:r>
+        <w:rPr>
+          <w:rFonts w:hint="default" w:ascii="Consolas" w:hAnsi="Consolas" w:cs="Consolas"/>
           <w:lang w:val="ru-RU"/>
         </w:rPr>
         <w:t xml:space="preserve">                    age: parseInt(userAge, 10)</w:t>
@@ -3162,13 +3301,13 @@
     <w:p>
       <w:pPr>
         <w:rPr>
-          <w:rFonts w:hint="default"/>
-          <w:lang w:val="ru-RU"/>
-        </w:rPr>
-      </w:pPr>
-      <w:r>
-        <w:rPr>
-          <w:rFonts w:hint="default"/>
+          <w:rFonts w:hint="default" w:ascii="Consolas" w:hAnsi="Consolas" w:cs="Consolas"/>
+          <w:lang w:val="ru-RU"/>
+        </w:rPr>
+      </w:pPr>
+      <w:r>
+        <w:rPr>
+          <w:rFonts w:hint="default" w:ascii="Consolas" w:hAnsi="Consolas" w:cs="Consolas"/>
           <w:lang w:val="ru-RU"/>
         </w:rPr>
         <w:t xml:space="preserve">                })</w:t>
@@ -3177,13 +3316,13 @@
     <w:p>
       <w:pPr>
         <w:rPr>
-          <w:rFonts w:hint="default"/>
-          <w:lang w:val="ru-RU"/>
-        </w:rPr>
-      </w:pPr>
-      <w:r>
-        <w:rPr>
-          <w:rFonts w:hint="default"/>
+          <w:rFonts w:hint="default" w:ascii="Consolas" w:hAnsi="Consolas" w:cs="Consolas"/>
+          <w:lang w:val="ru-RU"/>
+        </w:rPr>
+      </w:pPr>
+      <w:r>
+        <w:rPr>
+          <w:rFonts w:hint="default" w:ascii="Consolas" w:hAnsi="Consolas" w:cs="Consolas"/>
           <w:lang w:val="ru-RU"/>
         </w:rPr>
         <w:t xml:space="preserve">            });</w:t>
@@ -3192,13 +3331,13 @@
     <w:p>
       <w:pPr>
         <w:rPr>
-          <w:rFonts w:hint="default"/>
-          <w:lang w:val="ru-RU"/>
-        </w:rPr>
-      </w:pPr>
-      <w:r>
-        <w:rPr>
-          <w:rFonts w:hint="default"/>
+          <w:rFonts w:hint="default" w:ascii="Consolas" w:hAnsi="Consolas" w:cs="Consolas"/>
+          <w:lang w:val="ru-RU"/>
+        </w:rPr>
+      </w:pPr>
+      <w:r>
+        <w:rPr>
+          <w:rFonts w:hint="default" w:ascii="Consolas" w:hAnsi="Consolas" w:cs="Consolas"/>
           <w:lang w:val="ru-RU"/>
         </w:rPr>
         <w:t xml:space="preserve">            if (response.ok === true) {</w:t>
@@ -3207,13 +3346,13 @@
     <w:p>
       <w:pPr>
         <w:rPr>
-          <w:rFonts w:hint="default"/>
-          <w:lang w:val="ru-RU"/>
-        </w:rPr>
-      </w:pPr>
-      <w:r>
-        <w:rPr>
-          <w:rFonts w:hint="default"/>
+          <w:rFonts w:hint="default" w:ascii="Consolas" w:hAnsi="Consolas" w:cs="Consolas"/>
+          <w:lang w:val="ru-RU"/>
+        </w:rPr>
+      </w:pPr>
+      <w:r>
+        <w:rPr>
+          <w:rFonts w:hint="default" w:ascii="Consolas" w:hAnsi="Consolas" w:cs="Consolas"/>
           <w:lang w:val="ru-RU"/>
         </w:rPr>
         <w:t xml:space="preserve">                const user = await response.json();</w:t>
@@ -3222,13 +3361,13 @@
     <w:p>
       <w:pPr>
         <w:rPr>
-          <w:rFonts w:hint="default"/>
-          <w:lang w:val="ru-RU"/>
-        </w:rPr>
-      </w:pPr>
-      <w:r>
-        <w:rPr>
-          <w:rFonts w:hint="default"/>
+          <w:rFonts w:hint="default" w:ascii="Consolas" w:hAnsi="Consolas" w:cs="Consolas"/>
+          <w:lang w:val="ru-RU"/>
+        </w:rPr>
+      </w:pPr>
+      <w:r>
+        <w:rPr>
+          <w:rFonts w:hint="default" w:ascii="Consolas" w:hAnsi="Consolas" w:cs="Consolas"/>
           <w:lang w:val="ru-RU"/>
         </w:rPr>
         <w:t xml:space="preserve">                document.querySelector("tbody").append(row(user));</w:t>
@@ -3237,13 +3376,13 @@
     <w:p>
       <w:pPr>
         <w:rPr>
-          <w:rFonts w:hint="default"/>
-          <w:lang w:val="ru-RU"/>
-        </w:rPr>
-      </w:pPr>
-      <w:r>
-        <w:rPr>
-          <w:rFonts w:hint="default"/>
+          <w:rFonts w:hint="default" w:ascii="Consolas" w:hAnsi="Consolas" w:cs="Consolas"/>
+          <w:lang w:val="ru-RU"/>
+        </w:rPr>
+      </w:pPr>
+      <w:r>
+        <w:rPr>
+          <w:rFonts w:hint="default" w:ascii="Consolas" w:hAnsi="Consolas" w:cs="Consolas"/>
           <w:lang w:val="ru-RU"/>
         </w:rPr>
         <w:t xml:space="preserve">            }</w:t>
@@ -3252,13 +3391,13 @@
     <w:p>
       <w:pPr>
         <w:rPr>
-          <w:rFonts w:hint="default"/>
-          <w:lang w:val="ru-RU"/>
-        </w:rPr>
-      </w:pPr>
-      <w:r>
-        <w:rPr>
-          <w:rFonts w:hint="default"/>
+          <w:rFonts w:hint="default" w:ascii="Consolas" w:hAnsi="Consolas" w:cs="Consolas"/>
+          <w:lang w:val="ru-RU"/>
+        </w:rPr>
+      </w:pPr>
+      <w:r>
+        <w:rPr>
+          <w:rFonts w:hint="default" w:ascii="Consolas" w:hAnsi="Consolas" w:cs="Consolas"/>
           <w:lang w:val="ru-RU"/>
         </w:rPr>
         <w:t xml:space="preserve">            else {</w:t>
@@ -3267,13 +3406,13 @@
     <w:p>
       <w:pPr>
         <w:rPr>
-          <w:rFonts w:hint="default"/>
-          <w:lang w:val="ru-RU"/>
-        </w:rPr>
-      </w:pPr>
-      <w:r>
-        <w:rPr>
-          <w:rFonts w:hint="default"/>
+          <w:rFonts w:hint="default" w:ascii="Consolas" w:hAnsi="Consolas" w:cs="Consolas"/>
+          <w:lang w:val="ru-RU"/>
+        </w:rPr>
+      </w:pPr>
+      <w:r>
+        <w:rPr>
+          <w:rFonts w:hint="default" w:ascii="Consolas" w:hAnsi="Consolas" w:cs="Consolas"/>
           <w:lang w:val="ru-RU"/>
         </w:rPr>
         <w:t xml:space="preserve">                const error = await response.json();</w:t>
@@ -3282,13 +3421,13 @@
     <w:p>
       <w:pPr>
         <w:rPr>
-          <w:rFonts w:hint="default"/>
-          <w:lang w:val="ru-RU"/>
-        </w:rPr>
-      </w:pPr>
-      <w:r>
-        <w:rPr>
-          <w:rFonts w:hint="default"/>
+          <w:rFonts w:hint="default" w:ascii="Consolas" w:hAnsi="Consolas" w:cs="Consolas"/>
+          <w:lang w:val="ru-RU"/>
+        </w:rPr>
+      </w:pPr>
+      <w:r>
+        <w:rPr>
+          <w:rFonts w:hint="default" w:ascii="Consolas" w:hAnsi="Consolas" w:cs="Consolas"/>
           <w:lang w:val="ru-RU"/>
         </w:rPr>
         <w:t xml:space="preserve">                console.log(error.message);</w:t>
@@ -3297,13 +3436,13 @@
     <w:p>
       <w:pPr>
         <w:rPr>
-          <w:rFonts w:hint="default"/>
-          <w:lang w:val="ru-RU"/>
-        </w:rPr>
-      </w:pPr>
-      <w:r>
-        <w:rPr>
-          <w:rFonts w:hint="default"/>
+          <w:rFonts w:hint="default" w:ascii="Consolas" w:hAnsi="Consolas" w:cs="Consolas"/>
+          <w:lang w:val="ru-RU"/>
+        </w:rPr>
+      </w:pPr>
+      <w:r>
+        <w:rPr>
+          <w:rFonts w:hint="default" w:ascii="Consolas" w:hAnsi="Consolas" w:cs="Consolas"/>
           <w:lang w:val="ru-RU"/>
         </w:rPr>
         <w:t xml:space="preserve">            }</w:t>
@@ -3312,13 +3451,13 @@
     <w:p>
       <w:pPr>
         <w:rPr>
-          <w:rFonts w:hint="default"/>
-          <w:lang w:val="ru-RU"/>
-        </w:rPr>
-      </w:pPr>
-      <w:r>
-        <w:rPr>
-          <w:rFonts w:hint="default"/>
+          <w:rFonts w:hint="default" w:ascii="Consolas" w:hAnsi="Consolas" w:cs="Consolas"/>
+          <w:lang w:val="ru-RU"/>
+        </w:rPr>
+      </w:pPr>
+      <w:r>
+        <w:rPr>
+          <w:rFonts w:hint="default" w:ascii="Consolas" w:hAnsi="Consolas" w:cs="Consolas"/>
           <w:lang w:val="ru-RU"/>
         </w:rPr>
         <w:t xml:space="preserve">        }</w:t>
@@ -3327,13 +3466,17 @@
     <w:p>
       <w:pPr>
         <w:rPr>
-          <w:rFonts w:hint="default"/>
-          <w:lang w:val="ru-RU"/>
-        </w:rPr>
-      </w:pPr>
-      <w:r>
-        <w:rPr>
-          <w:rFonts w:hint="default"/>
+          <w:rFonts w:hint="default" w:ascii="Consolas" w:hAnsi="Consolas" w:cs="Consolas"/>
+          <w:b/>
+          <w:bCs/>
+          <w:lang w:val="ru-RU"/>
+        </w:rPr>
+      </w:pPr>
+      <w:r>
+        <w:rPr>
+          <w:rFonts w:hint="default" w:ascii="Consolas" w:hAnsi="Consolas" w:cs="Consolas"/>
+          <w:b/>
+          <w:bCs/>
           <w:lang w:val="ru-RU"/>
         </w:rPr>
         <w:t xml:space="preserve">        // Изменение пользователя</w:t>
@@ -3342,28 +3485,44 @@
     <w:p>
       <w:pPr>
         <w:rPr>
-          <w:rFonts w:hint="default"/>
-          <w:lang w:val="ru-RU"/>
-        </w:rPr>
-      </w:pPr>
-      <w:r>
-        <w:rPr>
-          <w:rFonts w:hint="default"/>
-          <w:lang w:val="ru-RU"/>
-        </w:rPr>
-        <w:t xml:space="preserve">        async function editUser(userId, userName, userAge) {</w:t>
-      </w:r>
-    </w:p>
-    <w:p>
-      <w:pPr>
-        <w:rPr>
-          <w:rFonts w:hint="default"/>
-          <w:lang w:val="ru-RU"/>
-        </w:rPr>
-      </w:pPr>
-      <w:r>
-        <w:rPr>
-          <w:rFonts w:hint="default"/>
+          <w:rFonts w:hint="default" w:ascii="Consolas" w:hAnsi="Consolas" w:cs="Consolas"/>
+          <w:lang w:val="ru-RU"/>
+        </w:rPr>
+      </w:pPr>
+      <w:r>
+        <w:rPr>
+          <w:rFonts w:hint="default" w:ascii="Consolas" w:hAnsi="Consolas" w:cs="Consolas"/>
+          <w:lang w:val="ru-RU"/>
+        </w:rPr>
+        <w:t xml:space="preserve">        async function </w:t>
+      </w:r>
+      <w:r>
+        <w:rPr>
+          <w:rFonts w:hint="default" w:ascii="Consolas" w:hAnsi="Consolas" w:cs="Consolas"/>
+          <w:b/>
+          <w:bCs/>
+          <w:lang w:val="ru-RU"/>
+        </w:rPr>
+        <w:t>editUser</w:t>
+      </w:r>
+      <w:r>
+        <w:rPr>
+          <w:rFonts w:hint="default" w:ascii="Consolas" w:hAnsi="Consolas" w:cs="Consolas"/>
+          <w:lang w:val="ru-RU"/>
+        </w:rPr>
+        <w:t>(userId, userName, userAge) {</w:t>
+      </w:r>
+    </w:p>
+    <w:p>
+      <w:pPr>
+        <w:rPr>
+          <w:rFonts w:hint="default" w:ascii="Consolas" w:hAnsi="Consolas" w:cs="Consolas"/>
+          <w:lang w:val="ru-RU"/>
+        </w:rPr>
+      </w:pPr>
+      <w:r>
+        <w:rPr>
+          <w:rFonts w:hint="default" w:ascii="Consolas" w:hAnsi="Consolas" w:cs="Consolas"/>
           <w:lang w:val="ru-RU"/>
         </w:rPr>
         <w:t xml:space="preserve">            const response = await fetch("api/users", {</w:t>
@@ -3372,13 +3531,13 @@
     <w:p>
       <w:pPr>
         <w:rPr>
-          <w:rFonts w:hint="default"/>
-          <w:lang w:val="ru-RU"/>
-        </w:rPr>
-      </w:pPr>
-      <w:r>
-        <w:rPr>
-          <w:rFonts w:hint="default"/>
+          <w:rFonts w:hint="default" w:ascii="Consolas" w:hAnsi="Consolas" w:cs="Consolas"/>
+          <w:lang w:val="ru-RU"/>
+        </w:rPr>
+      </w:pPr>
+      <w:r>
+        <w:rPr>
+          <w:rFonts w:hint="default" w:ascii="Consolas" w:hAnsi="Consolas" w:cs="Consolas"/>
           <w:lang w:val="ru-RU"/>
         </w:rPr>
         <w:t xml:space="preserve">                method: "PUT",</w:t>
@@ -3387,13 +3546,13 @@
     <w:p>
       <w:pPr>
         <w:rPr>
-          <w:rFonts w:hint="default"/>
-          <w:lang w:val="ru-RU"/>
-        </w:rPr>
-      </w:pPr>
-      <w:r>
-        <w:rPr>
-          <w:rFonts w:hint="default"/>
+          <w:rFonts w:hint="default" w:ascii="Consolas" w:hAnsi="Consolas" w:cs="Consolas"/>
+          <w:lang w:val="ru-RU"/>
+        </w:rPr>
+      </w:pPr>
+      <w:r>
+        <w:rPr>
+          <w:rFonts w:hint="default" w:ascii="Consolas" w:hAnsi="Consolas" w:cs="Consolas"/>
           <w:lang w:val="ru-RU"/>
         </w:rPr>
         <w:t xml:space="preserve">                headers: { "Accept": "application/json", "Content-Type": "application/json" },</w:t>
@@ -3402,13 +3561,13 @@
     <w:p>
       <w:pPr>
         <w:rPr>
-          <w:rFonts w:hint="default"/>
-          <w:lang w:val="ru-RU"/>
-        </w:rPr>
-      </w:pPr>
-      <w:r>
-        <w:rPr>
-          <w:rFonts w:hint="default"/>
+          <w:rFonts w:hint="default" w:ascii="Consolas" w:hAnsi="Consolas" w:cs="Consolas"/>
+          <w:lang w:val="ru-RU"/>
+        </w:rPr>
+      </w:pPr>
+      <w:r>
+        <w:rPr>
+          <w:rFonts w:hint="default" w:ascii="Consolas" w:hAnsi="Consolas" w:cs="Consolas"/>
           <w:lang w:val="ru-RU"/>
         </w:rPr>
         <w:t xml:space="preserve">                body: JSON.stringify({</w:t>
@@ -3417,13 +3576,13 @@
     <w:p>
       <w:pPr>
         <w:rPr>
-          <w:rFonts w:hint="default"/>
-          <w:lang w:val="ru-RU"/>
-        </w:rPr>
-      </w:pPr>
-      <w:r>
-        <w:rPr>
-          <w:rFonts w:hint="default"/>
+          <w:rFonts w:hint="default" w:ascii="Consolas" w:hAnsi="Consolas" w:cs="Consolas"/>
+          <w:lang w:val="ru-RU"/>
+        </w:rPr>
+      </w:pPr>
+      <w:r>
+        <w:rPr>
+          <w:rFonts w:hint="default" w:ascii="Consolas" w:hAnsi="Consolas" w:cs="Consolas"/>
           <w:lang w:val="ru-RU"/>
         </w:rPr>
         <w:t xml:space="preserve">                    id: userId,</w:t>
@@ -3432,13 +3591,13 @@
     <w:p>
       <w:pPr>
         <w:rPr>
-          <w:rFonts w:hint="default"/>
-          <w:lang w:val="ru-RU"/>
-        </w:rPr>
-      </w:pPr>
-      <w:r>
-        <w:rPr>
-          <w:rFonts w:hint="default"/>
+          <w:rFonts w:hint="default" w:ascii="Consolas" w:hAnsi="Consolas" w:cs="Consolas"/>
+          <w:lang w:val="ru-RU"/>
+        </w:rPr>
+      </w:pPr>
+      <w:r>
+        <w:rPr>
+          <w:rFonts w:hint="default" w:ascii="Consolas" w:hAnsi="Consolas" w:cs="Consolas"/>
           <w:lang w:val="ru-RU"/>
         </w:rPr>
         <w:t xml:space="preserve">                    name: userName,</w:t>
@@ -3447,13 +3606,13 @@
     <w:p>
       <w:pPr>
         <w:rPr>
-          <w:rFonts w:hint="default"/>
-          <w:lang w:val="ru-RU"/>
-        </w:rPr>
-      </w:pPr>
-      <w:r>
-        <w:rPr>
-          <w:rFonts w:hint="default"/>
+          <w:rFonts w:hint="default" w:ascii="Consolas" w:hAnsi="Consolas" w:cs="Consolas"/>
+          <w:lang w:val="ru-RU"/>
+        </w:rPr>
+      </w:pPr>
+      <w:r>
+        <w:rPr>
+          <w:rFonts w:hint="default" w:ascii="Consolas" w:hAnsi="Consolas" w:cs="Consolas"/>
           <w:lang w:val="ru-RU"/>
         </w:rPr>
         <w:t xml:space="preserve">                    age: parseInt(userAge, 10)</w:t>
@@ -3462,13 +3621,13 @@
     <w:p>
       <w:pPr>
         <w:rPr>
-          <w:rFonts w:hint="default"/>
-          <w:lang w:val="ru-RU"/>
-        </w:rPr>
-      </w:pPr>
-      <w:r>
-        <w:rPr>
-          <w:rFonts w:hint="default"/>
+          <w:rFonts w:hint="default" w:ascii="Consolas" w:hAnsi="Consolas" w:cs="Consolas"/>
+          <w:lang w:val="ru-RU"/>
+        </w:rPr>
+      </w:pPr>
+      <w:r>
+        <w:rPr>
+          <w:rFonts w:hint="default" w:ascii="Consolas" w:hAnsi="Consolas" w:cs="Consolas"/>
           <w:lang w:val="ru-RU"/>
         </w:rPr>
         <w:t xml:space="preserve">                })</w:t>
@@ -3477,13 +3636,13 @@
     <w:p>
       <w:pPr>
         <w:rPr>
-          <w:rFonts w:hint="default"/>
-          <w:lang w:val="ru-RU"/>
-        </w:rPr>
-      </w:pPr>
-      <w:r>
-        <w:rPr>
-          <w:rFonts w:hint="default"/>
+          <w:rFonts w:hint="default" w:ascii="Consolas" w:hAnsi="Consolas" w:cs="Consolas"/>
+          <w:lang w:val="ru-RU"/>
+        </w:rPr>
+      </w:pPr>
+      <w:r>
+        <w:rPr>
+          <w:rFonts w:hint="default" w:ascii="Consolas" w:hAnsi="Consolas" w:cs="Consolas"/>
           <w:lang w:val="ru-RU"/>
         </w:rPr>
         <w:t xml:space="preserve">            });</w:t>
@@ -3492,13 +3651,13 @@
     <w:p>
       <w:pPr>
         <w:rPr>
-          <w:rFonts w:hint="default"/>
-          <w:lang w:val="ru-RU"/>
-        </w:rPr>
-      </w:pPr>
-      <w:r>
-        <w:rPr>
-          <w:rFonts w:hint="default"/>
+          <w:rFonts w:hint="default" w:ascii="Consolas" w:hAnsi="Consolas" w:cs="Consolas"/>
+          <w:lang w:val="ru-RU"/>
+        </w:rPr>
+      </w:pPr>
+      <w:r>
+        <w:rPr>
+          <w:rFonts w:hint="default" w:ascii="Consolas" w:hAnsi="Consolas" w:cs="Consolas"/>
           <w:lang w:val="ru-RU"/>
         </w:rPr>
         <w:t xml:space="preserve">            if (response.ok === true) {</w:t>
@@ -3507,13 +3666,13 @@
     <w:p>
       <w:pPr>
         <w:rPr>
-          <w:rFonts w:hint="default"/>
-          <w:lang w:val="ru-RU"/>
-        </w:rPr>
-      </w:pPr>
-      <w:r>
-        <w:rPr>
-          <w:rFonts w:hint="default"/>
+          <w:rFonts w:hint="default" w:ascii="Consolas" w:hAnsi="Consolas" w:cs="Consolas"/>
+          <w:lang w:val="ru-RU"/>
+        </w:rPr>
+      </w:pPr>
+      <w:r>
+        <w:rPr>
+          <w:rFonts w:hint="default" w:ascii="Consolas" w:hAnsi="Consolas" w:cs="Consolas"/>
           <w:lang w:val="ru-RU"/>
         </w:rPr>
         <w:t xml:space="preserve">                const user = await response.json();</w:t>
@@ -3522,13 +3681,13 @@
     <w:p>
       <w:pPr>
         <w:rPr>
-          <w:rFonts w:hint="default"/>
-          <w:lang w:val="ru-RU"/>
-        </w:rPr>
-      </w:pPr>
-      <w:r>
-        <w:rPr>
-          <w:rFonts w:hint="default"/>
+          <w:rFonts w:hint="default" w:ascii="Consolas" w:hAnsi="Consolas" w:cs="Consolas"/>
+          <w:lang w:val="ru-RU"/>
+        </w:rPr>
+      </w:pPr>
+      <w:r>
+        <w:rPr>
+          <w:rFonts w:hint="default" w:ascii="Consolas" w:hAnsi="Consolas" w:cs="Consolas"/>
           <w:lang w:val="ru-RU"/>
         </w:rPr>
         <w:t xml:space="preserve">                document.querySelector(`tr[data-rowid='${user.id}']`).replaceWith(row(user));</w:t>
@@ -3537,13 +3696,13 @@
     <w:p>
       <w:pPr>
         <w:rPr>
-          <w:rFonts w:hint="default"/>
-          <w:lang w:val="ru-RU"/>
-        </w:rPr>
-      </w:pPr>
-      <w:r>
-        <w:rPr>
-          <w:rFonts w:hint="default"/>
+          <w:rFonts w:hint="default" w:ascii="Consolas" w:hAnsi="Consolas" w:cs="Consolas"/>
+          <w:lang w:val="ru-RU"/>
+        </w:rPr>
+      </w:pPr>
+      <w:r>
+        <w:rPr>
+          <w:rFonts w:hint="default" w:ascii="Consolas" w:hAnsi="Consolas" w:cs="Consolas"/>
           <w:lang w:val="ru-RU"/>
         </w:rPr>
         <w:t xml:space="preserve">            }</w:t>
@@ -3552,13 +3711,13 @@
     <w:p>
       <w:pPr>
         <w:rPr>
-          <w:rFonts w:hint="default"/>
-          <w:lang w:val="ru-RU"/>
-        </w:rPr>
-      </w:pPr>
-      <w:r>
-        <w:rPr>
-          <w:rFonts w:hint="default"/>
+          <w:rFonts w:hint="default" w:ascii="Consolas" w:hAnsi="Consolas" w:cs="Consolas"/>
+          <w:lang w:val="ru-RU"/>
+        </w:rPr>
+      </w:pPr>
+      <w:r>
+        <w:rPr>
+          <w:rFonts w:hint="default" w:ascii="Consolas" w:hAnsi="Consolas" w:cs="Consolas"/>
           <w:lang w:val="ru-RU"/>
         </w:rPr>
         <w:t xml:space="preserve">            else {</w:t>
@@ -3567,13 +3726,13 @@
     <w:p>
       <w:pPr>
         <w:rPr>
-          <w:rFonts w:hint="default"/>
-          <w:lang w:val="ru-RU"/>
-        </w:rPr>
-      </w:pPr>
-      <w:r>
-        <w:rPr>
-          <w:rFonts w:hint="default"/>
+          <w:rFonts w:hint="default" w:ascii="Consolas" w:hAnsi="Consolas" w:cs="Consolas"/>
+          <w:lang w:val="ru-RU"/>
+        </w:rPr>
+      </w:pPr>
+      <w:r>
+        <w:rPr>
+          <w:rFonts w:hint="default" w:ascii="Consolas" w:hAnsi="Consolas" w:cs="Consolas"/>
           <w:lang w:val="ru-RU"/>
         </w:rPr>
         <w:t xml:space="preserve">                const error = await response.json();</w:t>
@@ -3582,13 +3741,13 @@
     <w:p>
       <w:pPr>
         <w:rPr>
-          <w:rFonts w:hint="default"/>
-          <w:lang w:val="ru-RU"/>
-        </w:rPr>
-      </w:pPr>
-      <w:r>
-        <w:rPr>
-          <w:rFonts w:hint="default"/>
+          <w:rFonts w:hint="default" w:ascii="Consolas" w:hAnsi="Consolas" w:cs="Consolas"/>
+          <w:lang w:val="ru-RU"/>
+        </w:rPr>
+      </w:pPr>
+      <w:r>
+        <w:rPr>
+          <w:rFonts w:hint="default" w:ascii="Consolas" w:hAnsi="Consolas" w:cs="Consolas"/>
           <w:lang w:val="ru-RU"/>
         </w:rPr>
         <w:t xml:space="preserve">                console.log(error.message);</w:t>
@@ -3597,13 +3756,13 @@
     <w:p>
       <w:pPr>
         <w:rPr>
-          <w:rFonts w:hint="default"/>
-          <w:lang w:val="ru-RU"/>
-        </w:rPr>
-      </w:pPr>
-      <w:r>
-        <w:rPr>
-          <w:rFonts w:hint="default"/>
+          <w:rFonts w:hint="default" w:ascii="Consolas" w:hAnsi="Consolas" w:cs="Consolas"/>
+          <w:lang w:val="ru-RU"/>
+        </w:rPr>
+      </w:pPr>
+      <w:r>
+        <w:rPr>
+          <w:rFonts w:hint="default" w:ascii="Consolas" w:hAnsi="Consolas" w:cs="Consolas"/>
           <w:lang w:val="ru-RU"/>
         </w:rPr>
         <w:t xml:space="preserve">            }</w:t>
@@ -3612,13 +3771,13 @@
     <w:p>
       <w:pPr>
         <w:rPr>
-          <w:rFonts w:hint="default"/>
-          <w:lang w:val="ru-RU"/>
-        </w:rPr>
-      </w:pPr>
-      <w:r>
-        <w:rPr>
-          <w:rFonts w:hint="default"/>
+          <w:rFonts w:hint="default" w:ascii="Consolas" w:hAnsi="Consolas" w:cs="Consolas"/>
+          <w:lang w:val="ru-RU"/>
+        </w:rPr>
+      </w:pPr>
+      <w:r>
+        <w:rPr>
+          <w:rFonts w:hint="default" w:ascii="Consolas" w:hAnsi="Consolas" w:cs="Consolas"/>
           <w:lang w:val="ru-RU"/>
         </w:rPr>
         <w:t xml:space="preserve">        }</w:t>
@@ -3627,13 +3786,17 @@
     <w:p>
       <w:pPr>
         <w:rPr>
-          <w:rFonts w:hint="default"/>
-          <w:lang w:val="ru-RU"/>
-        </w:rPr>
-      </w:pPr>
-      <w:r>
-        <w:rPr>
-          <w:rFonts w:hint="default"/>
+          <w:rFonts w:hint="default" w:ascii="Consolas" w:hAnsi="Consolas" w:cs="Consolas"/>
+          <w:b/>
+          <w:bCs/>
+          <w:lang w:val="ru-RU"/>
+        </w:rPr>
+      </w:pPr>
+      <w:r>
+        <w:rPr>
+          <w:rFonts w:hint="default" w:ascii="Consolas" w:hAnsi="Consolas" w:cs="Consolas"/>
+          <w:b/>
+          <w:bCs/>
           <w:lang w:val="ru-RU"/>
         </w:rPr>
         <w:t xml:space="preserve">        // Удаление пользователя</w:t>
@@ -3642,28 +3805,44 @@
     <w:p>
       <w:pPr>
         <w:rPr>
-          <w:rFonts w:hint="default"/>
-          <w:lang w:val="ru-RU"/>
-        </w:rPr>
-      </w:pPr>
-      <w:r>
-        <w:rPr>
-          <w:rFonts w:hint="default"/>
-          <w:lang w:val="ru-RU"/>
-        </w:rPr>
-        <w:t xml:space="preserve">        async function deleteUser(id) {</w:t>
-      </w:r>
-    </w:p>
-    <w:p>
-      <w:pPr>
-        <w:rPr>
-          <w:rFonts w:hint="default"/>
-          <w:lang w:val="ru-RU"/>
-        </w:rPr>
-      </w:pPr>
-      <w:r>
-        <w:rPr>
-          <w:rFonts w:hint="default"/>
+          <w:rFonts w:hint="default" w:ascii="Consolas" w:hAnsi="Consolas" w:cs="Consolas"/>
+          <w:lang w:val="ru-RU"/>
+        </w:rPr>
+      </w:pPr>
+      <w:r>
+        <w:rPr>
+          <w:rFonts w:hint="default" w:ascii="Consolas" w:hAnsi="Consolas" w:cs="Consolas"/>
+          <w:lang w:val="ru-RU"/>
+        </w:rPr>
+        <w:t xml:space="preserve">        async function </w:t>
+      </w:r>
+      <w:r>
+        <w:rPr>
+          <w:rFonts w:hint="default" w:ascii="Consolas" w:hAnsi="Consolas" w:cs="Consolas"/>
+          <w:b/>
+          <w:bCs/>
+          <w:lang w:val="ru-RU"/>
+        </w:rPr>
+        <w:t>deleteUser(id)</w:t>
+      </w:r>
+      <w:r>
+        <w:rPr>
+          <w:rFonts w:hint="default" w:ascii="Consolas" w:hAnsi="Consolas" w:cs="Consolas"/>
+          <w:lang w:val="ru-RU"/>
+        </w:rPr>
+        <w:t xml:space="preserve"> {</w:t>
+      </w:r>
+    </w:p>
+    <w:p>
+      <w:pPr>
+        <w:rPr>
+          <w:rFonts w:hint="default" w:ascii="Consolas" w:hAnsi="Consolas" w:cs="Consolas"/>
+          <w:lang w:val="ru-RU"/>
+        </w:rPr>
+      </w:pPr>
+      <w:r>
+        <w:rPr>
+          <w:rFonts w:hint="default" w:ascii="Consolas" w:hAnsi="Consolas" w:cs="Consolas"/>
           <w:lang w:val="ru-RU"/>
         </w:rPr>
         <w:t xml:space="preserve">            const response = await fetch(`/api/users/${id}`, {</w:t>
@@ -3672,13 +3851,13 @@
     <w:p>
       <w:pPr>
         <w:rPr>
-          <w:rFonts w:hint="default"/>
-          <w:lang w:val="ru-RU"/>
-        </w:rPr>
-      </w:pPr>
-      <w:r>
-        <w:rPr>
-          <w:rFonts w:hint="default"/>
+          <w:rFonts w:hint="default" w:ascii="Consolas" w:hAnsi="Consolas" w:cs="Consolas"/>
+          <w:lang w:val="ru-RU"/>
+        </w:rPr>
+      </w:pPr>
+      <w:r>
+        <w:rPr>
+          <w:rFonts w:hint="default" w:ascii="Consolas" w:hAnsi="Consolas" w:cs="Consolas"/>
           <w:lang w:val="ru-RU"/>
         </w:rPr>
         <w:t xml:space="preserve">                method: "DELETE",</w:t>
@@ -3687,13 +3866,13 @@
     <w:p>
       <w:pPr>
         <w:rPr>
-          <w:rFonts w:hint="default"/>
-          <w:lang w:val="ru-RU"/>
-        </w:rPr>
-      </w:pPr>
-      <w:r>
-        <w:rPr>
-          <w:rFonts w:hint="default"/>
+          <w:rFonts w:hint="default" w:ascii="Consolas" w:hAnsi="Consolas" w:cs="Consolas"/>
+          <w:lang w:val="ru-RU"/>
+        </w:rPr>
+      </w:pPr>
+      <w:r>
+        <w:rPr>
+          <w:rFonts w:hint="default" w:ascii="Consolas" w:hAnsi="Consolas" w:cs="Consolas"/>
           <w:lang w:val="ru-RU"/>
         </w:rPr>
         <w:t xml:space="preserve">                headers: { "Accept": "application/json" }</w:t>
@@ -3702,13 +3881,13 @@
     <w:p>
       <w:pPr>
         <w:rPr>
-          <w:rFonts w:hint="default"/>
-          <w:lang w:val="ru-RU"/>
-        </w:rPr>
-      </w:pPr>
-      <w:r>
-        <w:rPr>
-          <w:rFonts w:hint="default"/>
+          <w:rFonts w:hint="default" w:ascii="Consolas" w:hAnsi="Consolas" w:cs="Consolas"/>
+          <w:lang w:val="ru-RU"/>
+        </w:rPr>
+      </w:pPr>
+      <w:r>
+        <w:rPr>
+          <w:rFonts w:hint="default" w:ascii="Consolas" w:hAnsi="Consolas" w:cs="Consolas"/>
           <w:lang w:val="ru-RU"/>
         </w:rPr>
         <w:t xml:space="preserve">            });</w:t>
@@ -3717,13 +3896,13 @@
     <w:p>
       <w:pPr>
         <w:rPr>
-          <w:rFonts w:hint="default"/>
-          <w:lang w:val="ru-RU"/>
-        </w:rPr>
-      </w:pPr>
-      <w:r>
-        <w:rPr>
-          <w:rFonts w:hint="default"/>
+          <w:rFonts w:hint="default" w:ascii="Consolas" w:hAnsi="Consolas" w:cs="Consolas"/>
+          <w:lang w:val="ru-RU"/>
+        </w:rPr>
+      </w:pPr>
+      <w:r>
+        <w:rPr>
+          <w:rFonts w:hint="default" w:ascii="Consolas" w:hAnsi="Consolas" w:cs="Consolas"/>
           <w:lang w:val="ru-RU"/>
         </w:rPr>
         <w:t xml:space="preserve">            if (response.ok === true) {</w:t>
@@ -3732,13 +3911,13 @@
     <w:p>
       <w:pPr>
         <w:rPr>
-          <w:rFonts w:hint="default"/>
-          <w:lang w:val="ru-RU"/>
-        </w:rPr>
-      </w:pPr>
-      <w:r>
-        <w:rPr>
-          <w:rFonts w:hint="default"/>
+          <w:rFonts w:hint="default" w:ascii="Consolas" w:hAnsi="Consolas" w:cs="Consolas"/>
+          <w:lang w:val="ru-RU"/>
+        </w:rPr>
+      </w:pPr>
+      <w:r>
+        <w:rPr>
+          <w:rFonts w:hint="default" w:ascii="Consolas" w:hAnsi="Consolas" w:cs="Consolas"/>
           <w:lang w:val="ru-RU"/>
         </w:rPr>
         <w:t xml:space="preserve">                const user = await response.json();</w:t>
@@ -3747,13 +3926,13 @@
     <w:p>
       <w:pPr>
         <w:rPr>
-          <w:rFonts w:hint="default"/>
-          <w:lang w:val="ru-RU"/>
-        </w:rPr>
-      </w:pPr>
-      <w:r>
-        <w:rPr>
-          <w:rFonts w:hint="default"/>
+          <w:rFonts w:hint="default" w:ascii="Consolas" w:hAnsi="Consolas" w:cs="Consolas"/>
+          <w:lang w:val="ru-RU"/>
+        </w:rPr>
+      </w:pPr>
+      <w:r>
+        <w:rPr>
+          <w:rFonts w:hint="default" w:ascii="Consolas" w:hAnsi="Consolas" w:cs="Consolas"/>
           <w:lang w:val="ru-RU"/>
         </w:rPr>
         <w:t xml:space="preserve">                document.querySelector(`tr[data-rowid='${user.id}']`).remove();</w:t>
@@ -3762,13 +3941,13 @@
     <w:p>
       <w:pPr>
         <w:rPr>
-          <w:rFonts w:hint="default"/>
-          <w:lang w:val="ru-RU"/>
-        </w:rPr>
-      </w:pPr>
-      <w:r>
-        <w:rPr>
-          <w:rFonts w:hint="default"/>
+          <w:rFonts w:hint="default" w:ascii="Consolas" w:hAnsi="Consolas" w:cs="Consolas"/>
+          <w:lang w:val="ru-RU"/>
+        </w:rPr>
+      </w:pPr>
+      <w:r>
+        <w:rPr>
+          <w:rFonts w:hint="default" w:ascii="Consolas" w:hAnsi="Consolas" w:cs="Consolas"/>
           <w:lang w:val="ru-RU"/>
         </w:rPr>
         <w:t xml:space="preserve">            }</w:t>
@@ -3777,13 +3956,13 @@
     <w:p>
       <w:pPr>
         <w:rPr>
-          <w:rFonts w:hint="default"/>
-          <w:lang w:val="ru-RU"/>
-        </w:rPr>
-      </w:pPr>
-      <w:r>
-        <w:rPr>
-          <w:rFonts w:hint="default"/>
+          <w:rFonts w:hint="default" w:ascii="Consolas" w:hAnsi="Consolas" w:cs="Consolas"/>
+          <w:lang w:val="ru-RU"/>
+        </w:rPr>
+      </w:pPr>
+      <w:r>
+        <w:rPr>
+          <w:rFonts w:hint="default" w:ascii="Consolas" w:hAnsi="Consolas" w:cs="Consolas"/>
           <w:lang w:val="ru-RU"/>
         </w:rPr>
         <w:t xml:space="preserve">            else {</w:t>
@@ -3792,13 +3971,13 @@
     <w:p>
       <w:pPr>
         <w:rPr>
-          <w:rFonts w:hint="default"/>
-          <w:lang w:val="ru-RU"/>
-        </w:rPr>
-      </w:pPr>
-      <w:r>
-        <w:rPr>
-          <w:rFonts w:hint="default"/>
+          <w:rFonts w:hint="default" w:ascii="Consolas" w:hAnsi="Consolas" w:cs="Consolas"/>
+          <w:lang w:val="ru-RU"/>
+        </w:rPr>
+      </w:pPr>
+      <w:r>
+        <w:rPr>
+          <w:rFonts w:hint="default" w:ascii="Consolas" w:hAnsi="Consolas" w:cs="Consolas"/>
           <w:lang w:val="ru-RU"/>
         </w:rPr>
         <w:t xml:space="preserve">                const error = await response.json();</w:t>
@@ -3807,13 +3986,13 @@
     <w:p>
       <w:pPr>
         <w:rPr>
-          <w:rFonts w:hint="default"/>
-          <w:lang w:val="ru-RU"/>
-        </w:rPr>
-      </w:pPr>
-      <w:r>
-        <w:rPr>
-          <w:rFonts w:hint="default"/>
+          <w:rFonts w:hint="default" w:ascii="Consolas" w:hAnsi="Consolas" w:cs="Consolas"/>
+          <w:lang w:val="ru-RU"/>
+        </w:rPr>
+      </w:pPr>
+      <w:r>
+        <w:rPr>
+          <w:rFonts w:hint="default" w:ascii="Consolas" w:hAnsi="Consolas" w:cs="Consolas"/>
           <w:lang w:val="ru-RU"/>
         </w:rPr>
         <w:t xml:space="preserve">                console.log(error.message);</w:t>
@@ -3822,13 +4001,13 @@
     <w:p>
       <w:pPr>
         <w:rPr>
-          <w:rFonts w:hint="default"/>
-          <w:lang w:val="ru-RU"/>
-        </w:rPr>
-      </w:pPr>
-      <w:r>
-        <w:rPr>
-          <w:rFonts w:hint="default"/>
+          <w:rFonts w:hint="default" w:ascii="Consolas" w:hAnsi="Consolas" w:cs="Consolas"/>
+          <w:lang w:val="ru-RU"/>
+        </w:rPr>
+      </w:pPr>
+      <w:r>
+        <w:rPr>
+          <w:rFonts w:hint="default" w:ascii="Consolas" w:hAnsi="Consolas" w:cs="Consolas"/>
           <w:lang w:val="ru-RU"/>
         </w:rPr>
         <w:t xml:space="preserve">            }</w:t>
@@ -3837,13 +4016,13 @@
     <w:p>
       <w:pPr>
         <w:rPr>
-          <w:rFonts w:hint="default"/>
-          <w:lang w:val="ru-RU"/>
-        </w:rPr>
-      </w:pPr>
-      <w:r>
-        <w:rPr>
-          <w:rFonts w:hint="default"/>
+          <w:rFonts w:hint="default" w:ascii="Consolas" w:hAnsi="Consolas" w:cs="Consolas"/>
+          <w:lang w:val="ru-RU"/>
+        </w:rPr>
+      </w:pPr>
+      <w:r>
+        <w:rPr>
+          <w:rFonts w:hint="default" w:ascii="Consolas" w:hAnsi="Consolas" w:cs="Consolas"/>
           <w:lang w:val="ru-RU"/>
         </w:rPr>
         <w:t xml:space="preserve">        }</w:t>
@@ -3852,21 +4031,25 @@
     <w:p>
       <w:pPr>
         <w:rPr>
-          <w:rFonts w:hint="default"/>
-          <w:lang w:val="ru-RU"/>
-        </w:rPr>
-      </w:pPr>
-    </w:p>
-    <w:p>
-      <w:pPr>
-        <w:rPr>
-          <w:rFonts w:hint="default"/>
-          <w:lang w:val="ru-RU"/>
-        </w:rPr>
-      </w:pPr>
-      <w:r>
-        <w:rPr>
-          <w:rFonts w:hint="default"/>
+          <w:rFonts w:hint="default" w:ascii="Consolas" w:hAnsi="Consolas" w:cs="Consolas"/>
+          <w:lang w:val="ru-RU"/>
+        </w:rPr>
+      </w:pPr>
+    </w:p>
+    <w:p>
+      <w:pPr>
+        <w:rPr>
+          <w:rFonts w:hint="default" w:ascii="Consolas" w:hAnsi="Consolas" w:cs="Consolas"/>
+          <w:b/>
+          <w:bCs/>
+          <w:lang w:val="ru-RU"/>
+        </w:rPr>
+      </w:pPr>
+      <w:r>
+        <w:rPr>
+          <w:rFonts w:hint="default" w:ascii="Consolas" w:hAnsi="Consolas" w:cs="Consolas"/>
+          <w:b/>
+          <w:bCs/>
           <w:lang w:val="ru-RU"/>
         </w:rPr>
         <w:t xml:space="preserve">        // сброс данных формы после отправки</w:t>
@@ -3875,28 +4058,44 @@
     <w:p>
       <w:pPr>
         <w:rPr>
-          <w:rFonts w:hint="default"/>
-          <w:lang w:val="ru-RU"/>
-        </w:rPr>
-      </w:pPr>
-      <w:r>
-        <w:rPr>
-          <w:rFonts w:hint="default"/>
-          <w:lang w:val="ru-RU"/>
-        </w:rPr>
-        <w:t xml:space="preserve">        function reset() {</w:t>
-      </w:r>
-    </w:p>
-    <w:p>
-      <w:pPr>
-        <w:rPr>
-          <w:rFonts w:hint="default"/>
-          <w:lang w:val="ru-RU"/>
-        </w:rPr>
-      </w:pPr>
-      <w:r>
-        <w:rPr>
-          <w:rFonts w:hint="default"/>
+          <w:rFonts w:hint="default" w:ascii="Consolas" w:hAnsi="Consolas" w:cs="Consolas"/>
+          <w:lang w:val="ru-RU"/>
+        </w:rPr>
+      </w:pPr>
+      <w:r>
+        <w:rPr>
+          <w:rFonts w:hint="default" w:ascii="Consolas" w:hAnsi="Consolas" w:cs="Consolas"/>
+          <w:lang w:val="ru-RU"/>
+        </w:rPr>
+        <w:t xml:space="preserve">        function </w:t>
+      </w:r>
+      <w:r>
+        <w:rPr>
+          <w:rFonts w:hint="default" w:ascii="Consolas" w:hAnsi="Consolas" w:cs="Consolas"/>
+          <w:b/>
+          <w:bCs/>
+          <w:lang w:val="ru-RU"/>
+        </w:rPr>
+        <w:t>reset()</w:t>
+      </w:r>
+      <w:r>
+        <w:rPr>
+          <w:rFonts w:hint="default" w:ascii="Consolas" w:hAnsi="Consolas" w:cs="Consolas"/>
+          <w:lang w:val="ru-RU"/>
+        </w:rPr>
+        <w:t xml:space="preserve"> {</w:t>
+      </w:r>
+    </w:p>
+    <w:p>
+      <w:pPr>
+        <w:rPr>
+          <w:rFonts w:hint="default" w:ascii="Consolas" w:hAnsi="Consolas" w:cs="Consolas"/>
+          <w:lang w:val="ru-RU"/>
+        </w:rPr>
+      </w:pPr>
+      <w:r>
+        <w:rPr>
+          <w:rFonts w:hint="default" w:ascii="Consolas" w:hAnsi="Consolas" w:cs="Consolas"/>
           <w:lang w:val="ru-RU"/>
         </w:rPr>
         <w:t xml:space="preserve">            document.getElementById("userId").value =</w:t>
@@ -3905,13 +4104,13 @@
     <w:p>
       <w:pPr>
         <w:rPr>
-          <w:rFonts w:hint="default"/>
-          <w:lang w:val="ru-RU"/>
-        </w:rPr>
-      </w:pPr>
-      <w:r>
-        <w:rPr>
-          <w:rFonts w:hint="default"/>
+          <w:rFonts w:hint="default" w:ascii="Consolas" w:hAnsi="Consolas" w:cs="Consolas"/>
+          <w:lang w:val="ru-RU"/>
+        </w:rPr>
+      </w:pPr>
+      <w:r>
+        <w:rPr>
+          <w:rFonts w:hint="default" w:ascii="Consolas" w:hAnsi="Consolas" w:cs="Consolas"/>
           <w:lang w:val="ru-RU"/>
         </w:rPr>
         <w:t xml:space="preserve">            document.getElementById("userName").value =</w:t>
@@ -3920,13 +4119,13 @@
     <w:p>
       <w:pPr>
         <w:rPr>
-          <w:rFonts w:hint="default"/>
-          <w:lang w:val="ru-RU"/>
-        </w:rPr>
-      </w:pPr>
-      <w:r>
-        <w:rPr>
-          <w:rFonts w:hint="default"/>
+          <w:rFonts w:hint="default" w:ascii="Consolas" w:hAnsi="Consolas" w:cs="Consolas"/>
+          <w:lang w:val="ru-RU"/>
+        </w:rPr>
+      </w:pPr>
+      <w:r>
+        <w:rPr>
+          <w:rFonts w:hint="default" w:ascii="Consolas" w:hAnsi="Consolas" w:cs="Consolas"/>
           <w:lang w:val="ru-RU"/>
         </w:rPr>
         <w:t xml:space="preserve">            document.getElementById("userAge").value = "";</w:t>
@@ -3935,13 +4134,13 @@
     <w:p>
       <w:pPr>
         <w:rPr>
-          <w:rFonts w:hint="default"/>
-          <w:lang w:val="ru-RU"/>
-        </w:rPr>
-      </w:pPr>
-      <w:r>
-        <w:rPr>
-          <w:rFonts w:hint="default"/>
+          <w:rFonts w:hint="default" w:ascii="Consolas" w:hAnsi="Consolas" w:cs="Consolas"/>
+          <w:lang w:val="ru-RU"/>
+        </w:rPr>
+      </w:pPr>
+      <w:r>
+        <w:rPr>
+          <w:rFonts w:hint="default" w:ascii="Consolas" w:hAnsi="Consolas" w:cs="Consolas"/>
           <w:lang w:val="ru-RU"/>
         </w:rPr>
         <w:t xml:space="preserve">        }</w:t>
@@ -3950,13 +4149,17 @@
     <w:p>
       <w:pPr>
         <w:rPr>
-          <w:rFonts w:hint="default"/>
-          <w:lang w:val="ru-RU"/>
-        </w:rPr>
-      </w:pPr>
-      <w:r>
-        <w:rPr>
-          <w:rFonts w:hint="default"/>
+          <w:rFonts w:hint="default" w:ascii="Consolas" w:hAnsi="Consolas" w:cs="Consolas"/>
+          <w:b/>
+          <w:bCs/>
+          <w:lang w:val="ru-RU"/>
+        </w:rPr>
+      </w:pPr>
+      <w:r>
+        <w:rPr>
+          <w:rFonts w:hint="default" w:ascii="Consolas" w:hAnsi="Consolas" w:cs="Consolas"/>
+          <w:b/>
+          <w:bCs/>
           <w:lang w:val="ru-RU"/>
         </w:rPr>
         <w:t xml:space="preserve">        // создание строки для таблицы</w:t>
@@ -3965,36 +4168,52 @@
     <w:p>
       <w:pPr>
         <w:rPr>
-          <w:rFonts w:hint="default"/>
-          <w:lang w:val="ru-RU"/>
-        </w:rPr>
-      </w:pPr>
-      <w:r>
-        <w:rPr>
-          <w:rFonts w:hint="default"/>
-          <w:lang w:val="ru-RU"/>
-        </w:rPr>
-        <w:t xml:space="preserve">        function row(user) {</w:t>
-      </w:r>
-    </w:p>
-    <w:p>
-      <w:pPr>
-        <w:rPr>
-          <w:rFonts w:hint="default"/>
-          <w:lang w:val="ru-RU"/>
-        </w:rPr>
-      </w:pPr>
-    </w:p>
-    <w:p>
-      <w:pPr>
-        <w:rPr>
-          <w:rFonts w:hint="default"/>
-          <w:lang w:val="ru-RU"/>
-        </w:rPr>
-      </w:pPr>
-      <w:r>
-        <w:rPr>
-          <w:rFonts w:hint="default"/>
+          <w:rFonts w:hint="default" w:ascii="Consolas" w:hAnsi="Consolas" w:cs="Consolas"/>
+          <w:lang w:val="ru-RU"/>
+        </w:rPr>
+      </w:pPr>
+      <w:r>
+        <w:rPr>
+          <w:rFonts w:hint="default" w:ascii="Consolas" w:hAnsi="Consolas" w:cs="Consolas"/>
+          <w:lang w:val="ru-RU"/>
+        </w:rPr>
+        <w:t xml:space="preserve">        function </w:t>
+      </w:r>
+      <w:r>
+        <w:rPr>
+          <w:rFonts w:hint="default" w:ascii="Consolas" w:hAnsi="Consolas" w:cs="Consolas"/>
+          <w:b/>
+          <w:bCs/>
+          <w:lang w:val="ru-RU"/>
+        </w:rPr>
+        <w:t>row(user)</w:t>
+      </w:r>
+      <w:r>
+        <w:rPr>
+          <w:rFonts w:hint="default" w:ascii="Consolas" w:hAnsi="Consolas" w:cs="Consolas"/>
+          <w:lang w:val="ru-RU"/>
+        </w:rPr>
+        <w:t xml:space="preserve"> {</w:t>
+      </w:r>
+    </w:p>
+    <w:p>
+      <w:pPr>
+        <w:rPr>
+          <w:rFonts w:hint="default" w:ascii="Consolas" w:hAnsi="Consolas" w:cs="Consolas"/>
+          <w:lang w:val="ru-RU"/>
+        </w:rPr>
+      </w:pPr>
+    </w:p>
+    <w:p>
+      <w:pPr>
+        <w:rPr>
+          <w:rFonts w:hint="default" w:ascii="Consolas" w:hAnsi="Consolas" w:cs="Consolas"/>
+          <w:lang w:val="ru-RU"/>
+        </w:rPr>
+      </w:pPr>
+      <w:r>
+        <w:rPr>
+          <w:rFonts w:hint="default" w:ascii="Consolas" w:hAnsi="Consolas" w:cs="Consolas"/>
           <w:lang w:val="ru-RU"/>
         </w:rPr>
         <w:t xml:space="preserve">            const tr = document.createElement("tr");</w:t>
@@ -4003,13 +4222,13 @@
     <w:p>
       <w:pPr>
         <w:rPr>
-          <w:rFonts w:hint="default"/>
-          <w:lang w:val="ru-RU"/>
-        </w:rPr>
-      </w:pPr>
-      <w:r>
-        <w:rPr>
-          <w:rFonts w:hint="default"/>
+          <w:rFonts w:hint="default" w:ascii="Consolas" w:hAnsi="Consolas" w:cs="Consolas"/>
+          <w:lang w:val="ru-RU"/>
+        </w:rPr>
+      </w:pPr>
+      <w:r>
+        <w:rPr>
+          <w:rFonts w:hint="default" w:ascii="Consolas" w:hAnsi="Consolas" w:cs="Consolas"/>
           <w:lang w:val="ru-RU"/>
         </w:rPr>
         <w:t xml:space="preserve">            tr.setAttribute("data-rowid", user.id);</w:t>
@@ -4018,21 +4237,21 @@
     <w:p>
       <w:pPr>
         <w:rPr>
-          <w:rFonts w:hint="default"/>
-          <w:lang w:val="ru-RU"/>
-        </w:rPr>
-      </w:pPr>
-    </w:p>
-    <w:p>
-      <w:pPr>
-        <w:rPr>
-          <w:rFonts w:hint="default"/>
-          <w:lang w:val="ru-RU"/>
-        </w:rPr>
-      </w:pPr>
-      <w:r>
-        <w:rPr>
-          <w:rFonts w:hint="default"/>
+          <w:rFonts w:hint="default" w:ascii="Consolas" w:hAnsi="Consolas" w:cs="Consolas"/>
+          <w:lang w:val="ru-RU"/>
+        </w:rPr>
+      </w:pPr>
+    </w:p>
+    <w:p>
+      <w:pPr>
+        <w:rPr>
+          <w:rFonts w:hint="default" w:ascii="Consolas" w:hAnsi="Consolas" w:cs="Consolas"/>
+          <w:lang w:val="ru-RU"/>
+        </w:rPr>
+      </w:pPr>
+      <w:r>
+        <w:rPr>
+          <w:rFonts w:hint="default" w:ascii="Consolas" w:hAnsi="Consolas" w:cs="Consolas"/>
           <w:lang w:val="ru-RU"/>
         </w:rPr>
         <w:t xml:space="preserve">            const nameTd = document.createElement("td");</w:t>
@@ -4041,13 +4260,13 @@
     <w:p>
       <w:pPr>
         <w:rPr>
-          <w:rFonts w:hint="default"/>
-          <w:lang w:val="ru-RU"/>
-        </w:rPr>
-      </w:pPr>
-      <w:r>
-        <w:rPr>
-          <w:rFonts w:hint="default"/>
+          <w:rFonts w:hint="default" w:ascii="Consolas" w:hAnsi="Consolas" w:cs="Consolas"/>
+          <w:lang w:val="ru-RU"/>
+        </w:rPr>
+      </w:pPr>
+      <w:r>
+        <w:rPr>
+          <w:rFonts w:hint="default" w:ascii="Consolas" w:hAnsi="Consolas" w:cs="Consolas"/>
           <w:lang w:val="ru-RU"/>
         </w:rPr>
         <w:t xml:space="preserve">            nameTd.append(user.name);</w:t>
@@ -4056,13 +4275,13 @@
     <w:p>
       <w:pPr>
         <w:rPr>
-          <w:rFonts w:hint="default"/>
-          <w:lang w:val="ru-RU"/>
-        </w:rPr>
-      </w:pPr>
-      <w:r>
-        <w:rPr>
-          <w:rFonts w:hint="default"/>
+          <w:rFonts w:hint="default" w:ascii="Consolas" w:hAnsi="Consolas" w:cs="Consolas"/>
+          <w:lang w:val="ru-RU"/>
+        </w:rPr>
+      </w:pPr>
+      <w:r>
+        <w:rPr>
+          <w:rFonts w:hint="default" w:ascii="Consolas" w:hAnsi="Consolas" w:cs="Consolas"/>
           <w:lang w:val="ru-RU"/>
         </w:rPr>
         <w:t xml:space="preserve">            tr.append(nameTd);</w:t>
@@ -4071,21 +4290,21 @@
     <w:p>
       <w:pPr>
         <w:rPr>
-          <w:rFonts w:hint="default"/>
-          <w:lang w:val="ru-RU"/>
-        </w:rPr>
-      </w:pPr>
-    </w:p>
-    <w:p>
-      <w:pPr>
-        <w:rPr>
-          <w:rFonts w:hint="default"/>
-          <w:lang w:val="ru-RU"/>
-        </w:rPr>
-      </w:pPr>
-      <w:r>
-        <w:rPr>
-          <w:rFonts w:hint="default"/>
+          <w:rFonts w:hint="default" w:ascii="Consolas" w:hAnsi="Consolas" w:cs="Consolas"/>
+          <w:lang w:val="ru-RU"/>
+        </w:rPr>
+      </w:pPr>
+    </w:p>
+    <w:p>
+      <w:pPr>
+        <w:rPr>
+          <w:rFonts w:hint="default" w:ascii="Consolas" w:hAnsi="Consolas" w:cs="Consolas"/>
+          <w:lang w:val="ru-RU"/>
+        </w:rPr>
+      </w:pPr>
+      <w:r>
+        <w:rPr>
+          <w:rFonts w:hint="default" w:ascii="Consolas" w:hAnsi="Consolas" w:cs="Consolas"/>
           <w:lang w:val="ru-RU"/>
         </w:rPr>
         <w:t xml:space="preserve">            const ageTd = document.createElement("td");</w:t>
@@ -4094,13 +4313,13 @@
     <w:p>
       <w:pPr>
         <w:rPr>
-          <w:rFonts w:hint="default"/>
-          <w:lang w:val="ru-RU"/>
-        </w:rPr>
-      </w:pPr>
-      <w:r>
-        <w:rPr>
-          <w:rFonts w:hint="default"/>
+          <w:rFonts w:hint="default" w:ascii="Consolas" w:hAnsi="Consolas" w:cs="Consolas"/>
+          <w:lang w:val="ru-RU"/>
+        </w:rPr>
+      </w:pPr>
+      <w:r>
+        <w:rPr>
+          <w:rFonts w:hint="default" w:ascii="Consolas" w:hAnsi="Consolas" w:cs="Consolas"/>
           <w:lang w:val="ru-RU"/>
         </w:rPr>
         <w:t xml:space="preserve">            ageTd.append(user.age);</w:t>
@@ -4109,13 +4328,13 @@
     <w:p>
       <w:pPr>
         <w:rPr>
-          <w:rFonts w:hint="default"/>
-          <w:lang w:val="ru-RU"/>
-        </w:rPr>
-      </w:pPr>
-      <w:r>
-        <w:rPr>
-          <w:rFonts w:hint="default"/>
+          <w:rFonts w:hint="default" w:ascii="Consolas" w:hAnsi="Consolas" w:cs="Consolas"/>
+          <w:lang w:val="ru-RU"/>
+        </w:rPr>
+      </w:pPr>
+      <w:r>
+        <w:rPr>
+          <w:rFonts w:hint="default" w:ascii="Consolas" w:hAnsi="Consolas" w:cs="Consolas"/>
           <w:lang w:val="ru-RU"/>
         </w:rPr>
         <w:t xml:space="preserve">            tr.append(ageTd);</w:t>
@@ -4124,21 +4343,21 @@
     <w:p>
       <w:pPr>
         <w:rPr>
-          <w:rFonts w:hint="default"/>
-          <w:lang w:val="ru-RU"/>
-        </w:rPr>
-      </w:pPr>
-    </w:p>
-    <w:p>
-      <w:pPr>
-        <w:rPr>
-          <w:rFonts w:hint="default"/>
-          <w:lang w:val="ru-RU"/>
-        </w:rPr>
-      </w:pPr>
-      <w:r>
-        <w:rPr>
-          <w:rFonts w:hint="default"/>
+          <w:rFonts w:hint="default" w:ascii="Consolas" w:hAnsi="Consolas" w:cs="Consolas"/>
+          <w:lang w:val="ru-RU"/>
+        </w:rPr>
+      </w:pPr>
+    </w:p>
+    <w:p>
+      <w:pPr>
+        <w:rPr>
+          <w:rFonts w:hint="default" w:ascii="Consolas" w:hAnsi="Consolas" w:cs="Consolas"/>
+          <w:lang w:val="ru-RU"/>
+        </w:rPr>
+      </w:pPr>
+      <w:r>
+        <w:rPr>
+          <w:rFonts w:hint="default" w:ascii="Consolas" w:hAnsi="Consolas" w:cs="Consolas"/>
           <w:lang w:val="ru-RU"/>
         </w:rPr>
         <w:t xml:space="preserve">            const linksTd = document.createElement("td");</w:t>
@@ -4147,21 +4366,21 @@
     <w:p>
       <w:pPr>
         <w:rPr>
-          <w:rFonts w:hint="default"/>
-          <w:lang w:val="ru-RU"/>
-        </w:rPr>
-      </w:pPr>
-    </w:p>
-    <w:p>
-      <w:pPr>
-        <w:rPr>
-          <w:rFonts w:hint="default"/>
-          <w:lang w:val="ru-RU"/>
-        </w:rPr>
-      </w:pPr>
-      <w:r>
-        <w:rPr>
-          <w:rFonts w:hint="default"/>
+          <w:rFonts w:hint="default" w:ascii="Consolas" w:hAnsi="Consolas" w:cs="Consolas"/>
+          <w:lang w:val="ru-RU"/>
+        </w:rPr>
+      </w:pPr>
+    </w:p>
+    <w:p>
+      <w:pPr>
+        <w:rPr>
+          <w:rFonts w:hint="default" w:ascii="Consolas" w:hAnsi="Consolas" w:cs="Consolas"/>
+          <w:lang w:val="ru-RU"/>
+        </w:rPr>
+      </w:pPr>
+      <w:r>
+        <w:rPr>
+          <w:rFonts w:hint="default" w:ascii="Consolas" w:hAnsi="Consolas" w:cs="Consolas"/>
           <w:lang w:val="ru-RU"/>
         </w:rPr>
         <w:t xml:space="preserve">            const editLink = document.createElement("button");</w:t>
@@ -4170,13 +4389,13 @@
     <w:p>
       <w:pPr>
         <w:rPr>
-          <w:rFonts w:hint="default"/>
-          <w:lang w:val="ru-RU"/>
-        </w:rPr>
-      </w:pPr>
-      <w:r>
-        <w:rPr>
-          <w:rFonts w:hint="default"/>
+          <w:rFonts w:hint="default" w:ascii="Consolas" w:hAnsi="Consolas" w:cs="Consolas"/>
+          <w:lang w:val="ru-RU"/>
+        </w:rPr>
+      </w:pPr>
+      <w:r>
+        <w:rPr>
+          <w:rFonts w:hint="default" w:ascii="Consolas" w:hAnsi="Consolas" w:cs="Consolas"/>
           <w:lang w:val="ru-RU"/>
         </w:rPr>
         <w:t xml:space="preserve">            editLink.append("Изменить");</w:t>
@@ -4185,13 +4404,13 @@
     <w:p>
       <w:pPr>
         <w:rPr>
-          <w:rFonts w:hint="default"/>
-          <w:lang w:val="ru-RU"/>
-        </w:rPr>
-      </w:pPr>
-      <w:r>
-        <w:rPr>
-          <w:rFonts w:hint="default"/>
+          <w:rFonts w:hint="default" w:ascii="Consolas" w:hAnsi="Consolas" w:cs="Consolas"/>
+          <w:lang w:val="ru-RU"/>
+        </w:rPr>
+      </w:pPr>
+      <w:r>
+        <w:rPr>
+          <w:rFonts w:hint="default" w:ascii="Consolas" w:hAnsi="Consolas" w:cs="Consolas"/>
           <w:lang w:val="ru-RU"/>
         </w:rPr>
         <w:t xml:space="preserve">            editLink.addEventListener("click", async() =&gt; await getUser(user.id));</w:t>
@@ -4200,13 +4419,13 @@
     <w:p>
       <w:pPr>
         <w:rPr>
-          <w:rFonts w:hint="default"/>
-          <w:lang w:val="ru-RU"/>
-        </w:rPr>
-      </w:pPr>
-      <w:r>
-        <w:rPr>
-          <w:rFonts w:hint="default"/>
+          <w:rFonts w:hint="default" w:ascii="Consolas" w:hAnsi="Consolas" w:cs="Consolas"/>
+          <w:lang w:val="ru-RU"/>
+        </w:rPr>
+      </w:pPr>
+      <w:r>
+        <w:rPr>
+          <w:rFonts w:hint="default" w:ascii="Consolas" w:hAnsi="Consolas" w:cs="Consolas"/>
           <w:lang w:val="ru-RU"/>
         </w:rPr>
         <w:t xml:space="preserve">            linksTd.append(editLink);</w:t>
@@ -4215,21 +4434,21 @@
     <w:p>
       <w:pPr>
         <w:rPr>
-          <w:rFonts w:hint="default"/>
-          <w:lang w:val="ru-RU"/>
-        </w:rPr>
-      </w:pPr>
-    </w:p>
-    <w:p>
-      <w:pPr>
-        <w:rPr>
-          <w:rFonts w:hint="default"/>
-          <w:lang w:val="ru-RU"/>
-        </w:rPr>
-      </w:pPr>
-      <w:r>
-        <w:rPr>
-          <w:rFonts w:hint="default"/>
+          <w:rFonts w:hint="default" w:ascii="Consolas" w:hAnsi="Consolas" w:cs="Consolas"/>
+          <w:lang w:val="ru-RU"/>
+        </w:rPr>
+      </w:pPr>
+    </w:p>
+    <w:p>
+      <w:pPr>
+        <w:rPr>
+          <w:rFonts w:hint="default" w:ascii="Consolas" w:hAnsi="Consolas" w:cs="Consolas"/>
+          <w:lang w:val="ru-RU"/>
+        </w:rPr>
+      </w:pPr>
+      <w:r>
+        <w:rPr>
+          <w:rFonts w:hint="default" w:ascii="Consolas" w:hAnsi="Consolas" w:cs="Consolas"/>
           <w:lang w:val="ru-RU"/>
         </w:rPr>
         <w:t xml:space="preserve">            const removeLink = document.createElement("button");</w:t>
@@ -4238,13 +4457,13 @@
     <w:p>
       <w:pPr>
         <w:rPr>
-          <w:rFonts w:hint="default"/>
-          <w:lang w:val="ru-RU"/>
-        </w:rPr>
-      </w:pPr>
-      <w:r>
-        <w:rPr>
-          <w:rFonts w:hint="default"/>
+          <w:rFonts w:hint="default" w:ascii="Consolas" w:hAnsi="Consolas" w:cs="Consolas"/>
+          <w:lang w:val="ru-RU"/>
+        </w:rPr>
+      </w:pPr>
+      <w:r>
+        <w:rPr>
+          <w:rFonts w:hint="default" w:ascii="Consolas" w:hAnsi="Consolas" w:cs="Consolas"/>
           <w:lang w:val="ru-RU"/>
         </w:rPr>
         <w:t xml:space="preserve">            removeLink.append("Удалить");</w:t>
@@ -4253,13 +4472,13 @@
     <w:p>
       <w:pPr>
         <w:rPr>
-          <w:rFonts w:hint="default"/>
-          <w:lang w:val="ru-RU"/>
-        </w:rPr>
-      </w:pPr>
-      <w:r>
-        <w:rPr>
-          <w:rFonts w:hint="default"/>
+          <w:rFonts w:hint="default" w:ascii="Consolas" w:hAnsi="Consolas" w:cs="Consolas"/>
+          <w:lang w:val="ru-RU"/>
+        </w:rPr>
+      </w:pPr>
+      <w:r>
+        <w:rPr>
+          <w:rFonts w:hint="default" w:ascii="Consolas" w:hAnsi="Consolas" w:cs="Consolas"/>
           <w:lang w:val="ru-RU"/>
         </w:rPr>
         <w:t xml:space="preserve">            removeLink.addEventListener("click", async () =&gt; await deleteUser(user.id));</w:t>
@@ -4268,21 +4487,21 @@
     <w:p>
       <w:pPr>
         <w:rPr>
-          <w:rFonts w:hint="default"/>
-          <w:lang w:val="ru-RU"/>
-        </w:rPr>
-      </w:pPr>
-    </w:p>
-    <w:p>
-      <w:pPr>
-        <w:rPr>
-          <w:rFonts w:hint="default"/>
-          <w:lang w:val="ru-RU"/>
-        </w:rPr>
-      </w:pPr>
-      <w:r>
-        <w:rPr>
-          <w:rFonts w:hint="default"/>
+          <w:rFonts w:hint="default" w:ascii="Consolas" w:hAnsi="Consolas" w:cs="Consolas"/>
+          <w:lang w:val="ru-RU"/>
+        </w:rPr>
+      </w:pPr>
+    </w:p>
+    <w:p>
+      <w:pPr>
+        <w:rPr>
+          <w:rFonts w:hint="default" w:ascii="Consolas" w:hAnsi="Consolas" w:cs="Consolas"/>
+          <w:lang w:val="ru-RU"/>
+        </w:rPr>
+      </w:pPr>
+      <w:r>
+        <w:rPr>
+          <w:rFonts w:hint="default" w:ascii="Consolas" w:hAnsi="Consolas" w:cs="Consolas"/>
           <w:lang w:val="ru-RU"/>
         </w:rPr>
         <w:t xml:space="preserve">            linksTd.append(removeLink);</w:t>
@@ -4291,13 +4510,13 @@
     <w:p>
       <w:pPr>
         <w:rPr>
-          <w:rFonts w:hint="default"/>
-          <w:lang w:val="ru-RU"/>
-        </w:rPr>
-      </w:pPr>
-      <w:r>
-        <w:rPr>
-          <w:rFonts w:hint="default"/>
+          <w:rFonts w:hint="default" w:ascii="Consolas" w:hAnsi="Consolas" w:cs="Consolas"/>
+          <w:lang w:val="ru-RU"/>
+        </w:rPr>
+      </w:pPr>
+      <w:r>
+        <w:rPr>
+          <w:rFonts w:hint="default" w:ascii="Consolas" w:hAnsi="Consolas" w:cs="Consolas"/>
           <w:lang w:val="ru-RU"/>
         </w:rPr>
         <w:t xml:space="preserve">            tr.appendChild(linksTd);</w:t>
@@ -4306,21 +4525,21 @@
     <w:p>
       <w:pPr>
         <w:rPr>
-          <w:rFonts w:hint="default"/>
-          <w:lang w:val="ru-RU"/>
-        </w:rPr>
-      </w:pPr>
-    </w:p>
-    <w:p>
-      <w:pPr>
-        <w:rPr>
-          <w:rFonts w:hint="default"/>
-          <w:lang w:val="ru-RU"/>
-        </w:rPr>
-      </w:pPr>
-      <w:r>
-        <w:rPr>
-          <w:rFonts w:hint="default"/>
+          <w:rFonts w:hint="default" w:ascii="Consolas" w:hAnsi="Consolas" w:cs="Consolas"/>
+          <w:lang w:val="ru-RU"/>
+        </w:rPr>
+      </w:pPr>
+    </w:p>
+    <w:p>
+      <w:pPr>
+        <w:rPr>
+          <w:rFonts w:hint="default" w:ascii="Consolas" w:hAnsi="Consolas" w:cs="Consolas"/>
+          <w:lang w:val="ru-RU"/>
+        </w:rPr>
+      </w:pPr>
+      <w:r>
+        <w:rPr>
+          <w:rFonts w:hint="default" w:ascii="Consolas" w:hAnsi="Consolas" w:cs="Consolas"/>
           <w:lang w:val="ru-RU"/>
         </w:rPr>
         <w:t xml:space="preserve">            return tr;</w:t>
@@ -4329,13 +4548,13 @@
     <w:p>
       <w:pPr>
         <w:rPr>
-          <w:rFonts w:hint="default"/>
-          <w:lang w:val="ru-RU"/>
-        </w:rPr>
-      </w:pPr>
-      <w:r>
-        <w:rPr>
-          <w:rFonts w:hint="default"/>
+          <w:rFonts w:hint="default" w:ascii="Consolas" w:hAnsi="Consolas" w:cs="Consolas"/>
+          <w:lang w:val="ru-RU"/>
+        </w:rPr>
+      </w:pPr>
+      <w:r>
+        <w:rPr>
+          <w:rFonts w:hint="default" w:ascii="Consolas" w:hAnsi="Consolas" w:cs="Consolas"/>
           <w:lang w:val="ru-RU"/>
         </w:rPr>
         <w:t xml:space="preserve">        }</w:t>
@@ -4344,13 +4563,17 @@
     <w:p>
       <w:pPr>
         <w:rPr>
-          <w:rFonts w:hint="default"/>
-          <w:lang w:val="ru-RU"/>
-        </w:rPr>
-      </w:pPr>
-      <w:r>
-        <w:rPr>
-          <w:rFonts w:hint="default"/>
+          <w:rFonts w:hint="default" w:ascii="Consolas" w:hAnsi="Consolas" w:cs="Consolas"/>
+          <w:b/>
+          <w:bCs/>
+          <w:lang w:val="ru-RU"/>
+        </w:rPr>
+      </w:pPr>
+      <w:r>
+        <w:rPr>
+          <w:rFonts w:hint="default" w:ascii="Consolas" w:hAnsi="Consolas" w:cs="Consolas"/>
+          <w:b/>
+          <w:bCs/>
           <w:lang w:val="ru-RU"/>
         </w:rPr>
         <w:t xml:space="preserve">        // сброс значений формы</w:t>
@@ -4359,13 +4582,13 @@
     <w:p>
       <w:pPr>
         <w:rPr>
-          <w:rFonts w:hint="default"/>
-          <w:lang w:val="ru-RU"/>
-        </w:rPr>
-      </w:pPr>
-      <w:r>
-        <w:rPr>
-          <w:rFonts w:hint="default"/>
+          <w:rFonts w:hint="default" w:ascii="Consolas" w:hAnsi="Consolas" w:cs="Consolas"/>
+          <w:lang w:val="ru-RU"/>
+        </w:rPr>
+      </w:pPr>
+      <w:r>
+        <w:rPr>
+          <w:rFonts w:hint="default" w:ascii="Consolas" w:hAnsi="Consolas" w:cs="Consolas"/>
           <w:lang w:val="ru-RU"/>
         </w:rPr>
         <w:t xml:space="preserve">        document.getElementById("resetBtn").addEventListener("click", () =&gt;  reset());</w:t>
@@ -4374,21 +4597,25 @@
     <w:p>
       <w:pPr>
         <w:rPr>
-          <w:rFonts w:hint="default"/>
-          <w:lang w:val="ru-RU"/>
-        </w:rPr>
-      </w:pPr>
-    </w:p>
-    <w:p>
-      <w:pPr>
-        <w:rPr>
-          <w:rFonts w:hint="default"/>
-          <w:lang w:val="ru-RU"/>
-        </w:rPr>
-      </w:pPr>
-      <w:r>
-        <w:rPr>
-          <w:rFonts w:hint="default"/>
+          <w:rFonts w:hint="default" w:ascii="Consolas" w:hAnsi="Consolas" w:cs="Consolas"/>
+          <w:lang w:val="ru-RU"/>
+        </w:rPr>
+      </w:pPr>
+    </w:p>
+    <w:p>
+      <w:pPr>
+        <w:rPr>
+          <w:rFonts w:hint="default" w:ascii="Consolas" w:hAnsi="Consolas" w:cs="Consolas"/>
+          <w:b/>
+          <w:bCs/>
+          <w:lang w:val="ru-RU"/>
+        </w:rPr>
+      </w:pPr>
+      <w:r>
+        <w:rPr>
+          <w:rFonts w:hint="default" w:ascii="Consolas" w:hAnsi="Consolas" w:cs="Consolas"/>
+          <w:b/>
+          <w:bCs/>
           <w:lang w:val="ru-RU"/>
         </w:rPr>
         <w:t xml:space="preserve">        // отправка формы</w:t>
@@ -4397,13 +4624,13 @@
     <w:p>
       <w:pPr>
         <w:rPr>
-          <w:rFonts w:hint="default"/>
-          <w:lang w:val="ru-RU"/>
-        </w:rPr>
-      </w:pPr>
-      <w:r>
-        <w:rPr>
-          <w:rFonts w:hint="default"/>
+          <w:rFonts w:hint="default" w:ascii="Consolas" w:hAnsi="Consolas" w:cs="Consolas"/>
+          <w:lang w:val="ru-RU"/>
+        </w:rPr>
+      </w:pPr>
+      <w:r>
+        <w:rPr>
+          <w:rFonts w:hint="default" w:ascii="Consolas" w:hAnsi="Consolas" w:cs="Consolas"/>
           <w:lang w:val="ru-RU"/>
         </w:rPr>
         <w:t xml:space="preserve">        document.getElementById("saveBtn").addEventListener("click", async () =&gt; {</w:t>
@@ -4412,21 +4639,21 @@
     <w:p>
       <w:pPr>
         <w:rPr>
-          <w:rFonts w:hint="default"/>
-          <w:lang w:val="ru-RU"/>
-        </w:rPr>
-      </w:pPr>
-    </w:p>
-    <w:p>
-      <w:pPr>
-        <w:rPr>
-          <w:rFonts w:hint="default"/>
-          <w:lang w:val="ru-RU"/>
-        </w:rPr>
-      </w:pPr>
-      <w:r>
-        <w:rPr>
-          <w:rFonts w:hint="default"/>
+          <w:rFonts w:hint="default" w:ascii="Consolas" w:hAnsi="Consolas" w:cs="Consolas"/>
+          <w:lang w:val="ru-RU"/>
+        </w:rPr>
+      </w:pPr>
+    </w:p>
+    <w:p>
+      <w:pPr>
+        <w:rPr>
+          <w:rFonts w:hint="default" w:ascii="Consolas" w:hAnsi="Consolas" w:cs="Consolas"/>
+          <w:lang w:val="ru-RU"/>
+        </w:rPr>
+      </w:pPr>
+      <w:r>
+        <w:rPr>
+          <w:rFonts w:hint="default" w:ascii="Consolas" w:hAnsi="Consolas" w:cs="Consolas"/>
           <w:lang w:val="ru-RU"/>
         </w:rPr>
         <w:t xml:space="preserve">            const id = document.getElementById("userId").value;</w:t>
@@ -4435,13 +4662,13 @@
     <w:p>
       <w:pPr>
         <w:rPr>
-          <w:rFonts w:hint="default"/>
-          <w:lang w:val="ru-RU"/>
-        </w:rPr>
-      </w:pPr>
-      <w:r>
-        <w:rPr>
-          <w:rFonts w:hint="default"/>
+          <w:rFonts w:hint="default" w:ascii="Consolas" w:hAnsi="Consolas" w:cs="Consolas"/>
+          <w:lang w:val="ru-RU"/>
+        </w:rPr>
+      </w:pPr>
+      <w:r>
+        <w:rPr>
+          <w:rFonts w:hint="default" w:ascii="Consolas" w:hAnsi="Consolas" w:cs="Consolas"/>
           <w:lang w:val="ru-RU"/>
         </w:rPr>
         <w:t xml:space="preserve">            const name = document.getElementById("userName").value;</w:t>
@@ -4450,13 +4677,13 @@
     <w:p>
       <w:pPr>
         <w:rPr>
-          <w:rFonts w:hint="default"/>
-          <w:lang w:val="ru-RU"/>
-        </w:rPr>
-      </w:pPr>
-      <w:r>
-        <w:rPr>
-          <w:rFonts w:hint="default"/>
+          <w:rFonts w:hint="default" w:ascii="Consolas" w:hAnsi="Consolas" w:cs="Consolas"/>
+          <w:lang w:val="ru-RU"/>
+        </w:rPr>
+      </w:pPr>
+      <w:r>
+        <w:rPr>
+          <w:rFonts w:hint="default" w:ascii="Consolas" w:hAnsi="Consolas" w:cs="Consolas"/>
           <w:lang w:val="ru-RU"/>
         </w:rPr>
         <w:t xml:space="preserve">            const age = document.getElementById("userAge").value;</w:t>
@@ -4465,13 +4692,13 @@
     <w:p>
       <w:pPr>
         <w:rPr>
-          <w:rFonts w:hint="default"/>
-          <w:lang w:val="ru-RU"/>
-        </w:rPr>
-      </w:pPr>
-      <w:r>
-        <w:rPr>
-          <w:rFonts w:hint="default"/>
+          <w:rFonts w:hint="default" w:ascii="Consolas" w:hAnsi="Consolas" w:cs="Consolas"/>
+          <w:lang w:val="ru-RU"/>
+        </w:rPr>
+      </w:pPr>
+      <w:r>
+        <w:rPr>
+          <w:rFonts w:hint="default" w:ascii="Consolas" w:hAnsi="Consolas" w:cs="Consolas"/>
           <w:lang w:val="ru-RU"/>
         </w:rPr>
         <w:t xml:space="preserve">            if (id === "")</w:t>
@@ -4480,13 +4707,13 @@
     <w:p>
       <w:pPr>
         <w:rPr>
-          <w:rFonts w:hint="default"/>
-          <w:lang w:val="ru-RU"/>
-        </w:rPr>
-      </w:pPr>
-      <w:r>
-        <w:rPr>
-          <w:rFonts w:hint="default"/>
+          <w:rFonts w:hint="default" w:ascii="Consolas" w:hAnsi="Consolas" w:cs="Consolas"/>
+          <w:lang w:val="ru-RU"/>
+        </w:rPr>
+      </w:pPr>
+      <w:r>
+        <w:rPr>
+          <w:rFonts w:hint="default" w:ascii="Consolas" w:hAnsi="Consolas" w:cs="Consolas"/>
           <w:lang w:val="ru-RU"/>
         </w:rPr>
         <w:t xml:space="preserve">                await createUser(name, age);</w:t>
@@ -4495,13 +4722,13 @@
     <w:p>
       <w:pPr>
         <w:rPr>
-          <w:rFonts w:hint="default"/>
-          <w:lang w:val="ru-RU"/>
-        </w:rPr>
-      </w:pPr>
-      <w:r>
-        <w:rPr>
-          <w:rFonts w:hint="default"/>
+          <w:rFonts w:hint="default" w:ascii="Consolas" w:hAnsi="Consolas" w:cs="Consolas"/>
+          <w:lang w:val="ru-RU"/>
+        </w:rPr>
+      </w:pPr>
+      <w:r>
+        <w:rPr>
+          <w:rFonts w:hint="default" w:ascii="Consolas" w:hAnsi="Consolas" w:cs="Consolas"/>
           <w:lang w:val="ru-RU"/>
         </w:rPr>
         <w:t xml:space="preserve">            else</w:t>
@@ -4510,13 +4737,13 @@
     <w:p>
       <w:pPr>
         <w:rPr>
-          <w:rFonts w:hint="default"/>
-          <w:lang w:val="ru-RU"/>
-        </w:rPr>
-      </w:pPr>
-      <w:r>
-        <w:rPr>
-          <w:rFonts w:hint="default"/>
+          <w:rFonts w:hint="default" w:ascii="Consolas" w:hAnsi="Consolas" w:cs="Consolas"/>
+          <w:lang w:val="ru-RU"/>
+        </w:rPr>
+      </w:pPr>
+      <w:r>
+        <w:rPr>
+          <w:rFonts w:hint="default" w:ascii="Consolas" w:hAnsi="Consolas" w:cs="Consolas"/>
           <w:lang w:val="ru-RU"/>
         </w:rPr>
         <w:t xml:space="preserve">                await editUser(id, name, age);</w:t>
@@ -4525,13 +4752,13 @@
     <w:p>
       <w:pPr>
         <w:rPr>
-          <w:rFonts w:hint="default"/>
-          <w:lang w:val="ru-RU"/>
-        </w:rPr>
-      </w:pPr>
-      <w:r>
-        <w:rPr>
-          <w:rFonts w:hint="default"/>
+          <w:rFonts w:hint="default" w:ascii="Consolas" w:hAnsi="Consolas" w:cs="Consolas"/>
+          <w:lang w:val="ru-RU"/>
+        </w:rPr>
+      </w:pPr>
+      <w:r>
+        <w:rPr>
+          <w:rFonts w:hint="default" w:ascii="Consolas" w:hAnsi="Consolas" w:cs="Consolas"/>
           <w:lang w:val="ru-RU"/>
         </w:rPr>
         <w:t xml:space="preserve">            reset();</w:t>
@@ -4540,13 +4767,13 @@
     <w:p>
       <w:pPr>
         <w:rPr>
-          <w:rFonts w:hint="default"/>
-          <w:lang w:val="ru-RU"/>
-        </w:rPr>
-      </w:pPr>
-      <w:r>
-        <w:rPr>
-          <w:rFonts w:hint="default"/>
+          <w:rFonts w:hint="default" w:ascii="Consolas" w:hAnsi="Consolas" w:cs="Consolas"/>
+          <w:lang w:val="ru-RU"/>
+        </w:rPr>
+      </w:pPr>
+      <w:r>
+        <w:rPr>
+          <w:rFonts w:hint="default" w:ascii="Consolas" w:hAnsi="Consolas" w:cs="Consolas"/>
           <w:lang w:val="ru-RU"/>
         </w:rPr>
         <w:t xml:space="preserve">        });</w:t>
@@ -4555,21 +4782,25 @@
     <w:p>
       <w:pPr>
         <w:rPr>
-          <w:rFonts w:hint="default"/>
-          <w:lang w:val="ru-RU"/>
-        </w:rPr>
-      </w:pPr>
-    </w:p>
-    <w:p>
-      <w:pPr>
-        <w:rPr>
-          <w:rFonts w:hint="default"/>
-          <w:lang w:val="ru-RU"/>
-        </w:rPr>
-      </w:pPr>
-      <w:r>
-        <w:rPr>
-          <w:rFonts w:hint="default"/>
+          <w:rFonts w:hint="default" w:ascii="Consolas" w:hAnsi="Consolas" w:cs="Consolas"/>
+          <w:lang w:val="ru-RU"/>
+        </w:rPr>
+      </w:pPr>
+    </w:p>
+    <w:p>
+      <w:pPr>
+        <w:rPr>
+          <w:rFonts w:hint="default" w:ascii="Consolas" w:hAnsi="Consolas" w:cs="Consolas"/>
+          <w:b/>
+          <w:bCs/>
+          <w:lang w:val="ru-RU"/>
+        </w:rPr>
+      </w:pPr>
+      <w:r>
+        <w:rPr>
+          <w:rFonts w:hint="default" w:ascii="Consolas" w:hAnsi="Consolas" w:cs="Consolas"/>
+          <w:b/>
+          <w:bCs/>
           <w:lang w:val="ru-RU"/>
         </w:rPr>
         <w:t xml:space="preserve">        // загрузка пользователей</w:t>
@@ -4578,13 +4809,13 @@
     <w:p>
       <w:pPr>
         <w:rPr>
-          <w:rFonts w:hint="default"/>
-          <w:lang w:val="ru-RU"/>
-        </w:rPr>
-      </w:pPr>
-      <w:r>
-        <w:rPr>
-          <w:rFonts w:hint="default"/>
+          <w:rFonts w:hint="default" w:ascii="Consolas" w:hAnsi="Consolas" w:cs="Consolas"/>
+          <w:lang w:val="ru-RU"/>
+        </w:rPr>
+      </w:pPr>
+      <w:r>
+        <w:rPr>
+          <w:rFonts w:hint="default" w:ascii="Consolas" w:hAnsi="Consolas" w:cs="Consolas"/>
           <w:lang w:val="ru-RU"/>
         </w:rPr>
         <w:t xml:space="preserve">        getUsers();</w:t>
@@ -4593,13 +4824,13 @@
     <w:p>
       <w:pPr>
         <w:rPr>
-          <w:rFonts w:hint="default"/>
-          <w:lang w:val="ru-RU"/>
-        </w:rPr>
-      </w:pPr>
-      <w:r>
-        <w:rPr>
-          <w:rFonts w:hint="default"/>
+          <w:rFonts w:hint="default" w:ascii="Consolas" w:hAnsi="Consolas" w:cs="Consolas"/>
+          <w:lang w:val="ru-RU"/>
+        </w:rPr>
+      </w:pPr>
+      <w:r>
+        <w:rPr>
+          <w:rFonts w:hint="default" w:ascii="Consolas" w:hAnsi="Consolas" w:cs="Consolas"/>
           <w:lang w:val="ru-RU"/>
         </w:rPr>
         <w:t xml:space="preserve">    &lt;/script&gt;</w:t>
@@ -4608,13 +4839,13 @@
     <w:p>
       <w:pPr>
         <w:rPr>
-          <w:rFonts w:hint="default"/>
-          <w:lang w:val="ru-RU"/>
-        </w:rPr>
-      </w:pPr>
-      <w:r>
-        <w:rPr>
-          <w:rFonts w:hint="default"/>
+          <w:rFonts w:hint="default" w:ascii="Consolas" w:hAnsi="Consolas" w:cs="Consolas"/>
+          <w:lang w:val="ru-RU"/>
+        </w:rPr>
+      </w:pPr>
+      <w:r>
+        <w:rPr>
+          <w:rFonts w:hint="default" w:ascii="Consolas" w:hAnsi="Consolas" w:cs="Consolas"/>
           <w:lang w:val="ru-RU"/>
         </w:rPr>
         <w:t>&lt;/body&gt;</w:t>
@@ -4623,13 +4854,13 @@
     <w:p>
       <w:pPr>
         <w:rPr>
-          <w:rFonts w:hint="default"/>
-          <w:lang w:val="ru-RU"/>
-        </w:rPr>
-      </w:pPr>
-      <w:r>
-        <w:rPr>
-          <w:rFonts w:hint="default"/>
+          <w:rFonts w:hint="default" w:ascii="Consolas" w:hAnsi="Consolas" w:cs="Consolas"/>
+          <w:lang w:val="ru-RU"/>
+        </w:rPr>
+      </w:pPr>
+      <w:r>
+        <w:rPr>
+          <w:rFonts w:hint="default" w:ascii="Consolas" w:hAnsi="Consolas" w:cs="Consolas"/>
           <w:lang w:val="ru-RU"/>
         </w:rPr>
         <w:t>&lt;/html&gt;</w:t>
@@ -4637,7 +4868,8 @@
     </w:p>
     <w:sectPr>
       <w:pgSz w:w="11906" w:h="16838"/>
-      <w:pgMar w:top="720" w:right="2988" w:bottom="720" w:left="720" w:header="720" w:footer="720" w:gutter="0"/>
+      <w:pgMar w:top="720" w:right="720" w:bottom="720" w:left="720" w:header="720" w:footer="720" w:gutter="0"/>
+      <w:paperSrc/>
       <w:pgBorders>
         <w:top w:val="none" w:color="auto" w:sz="0" w:space="0"/>
         <w:left w:val="none" w:color="auto" w:sz="0" w:space="0"/>
